--- a/Manus/Recensioner/z_Filmlista 2020.docx
+++ b/Manus/Recensioner/z_Filmlista 2020.docx
@@ -759,6 +759,35 @@
         </w:rPr>
         <w:t>22.</w:t>
       </w:r>
+      <w:r>
+        <w:rPr>
+          <w:rFonts w:ascii="Times New Roman" w:hAnsi="Times New Roman" w:cs="Times New Roman"/>
+          <w:sz w:val="24"/>
+          <w:szCs w:val="24"/>
+          <w:lang w:val="en-GB"/>
+        </w:rPr>
+        <w:t xml:space="preserve"> </w:t>
+      </w:r>
+      <w:proofErr w:type="spellStart"/>
+      <w:r>
+        <w:rPr>
+          <w:rFonts w:ascii="Times New Roman" w:hAnsi="Times New Roman" w:cs="Times New Roman"/>
+          <w:sz w:val="24"/>
+          <w:szCs w:val="24"/>
+          <w:lang w:val="en-GB"/>
+        </w:rPr>
+        <w:t>Zootropolis</w:t>
+      </w:r>
+      <w:proofErr w:type="spellEnd"/>
+      <w:r>
+        <w:rPr>
+          <w:rFonts w:ascii="Times New Roman" w:hAnsi="Times New Roman" w:cs="Times New Roman"/>
+          <w:sz w:val="24"/>
+          <w:szCs w:val="24"/>
+          <w:lang w:val="en-GB"/>
+        </w:rPr>
+        <w:t xml:space="preserve"> 2</w:t>
+      </w:r>
     </w:p>
     <w:p>
       <w:pPr>
@@ -779,6 +808,24 @@
         </w:rPr>
         <w:t>23.</w:t>
       </w:r>
+      <w:r>
+        <w:rPr>
+          <w:rFonts w:ascii="Times New Roman" w:hAnsi="Times New Roman" w:cs="Times New Roman"/>
+          <w:sz w:val="24"/>
+          <w:szCs w:val="24"/>
+          <w:lang w:val="en-GB"/>
+        </w:rPr>
+        <w:t xml:space="preserve"> </w:t>
+      </w:r>
+      <w:r>
+        <w:rPr>
+          <w:rFonts w:ascii="Times New Roman" w:hAnsi="Times New Roman" w:cs="Times New Roman"/>
+          <w:sz w:val="24"/>
+          <w:szCs w:val="24"/>
+          <w:lang w:val="en-GB"/>
+        </w:rPr>
+        <w:t>Cold storage</w:t>
+      </w:r>
     </w:p>
     <w:p>
       <w:pPr>
@@ -799,6 +846,15 @@
         </w:rPr>
         <w:t>24.</w:t>
       </w:r>
+      <w:r>
+        <w:rPr>
+          <w:rFonts w:ascii="Times New Roman" w:hAnsi="Times New Roman" w:cs="Times New Roman"/>
+          <w:sz w:val="24"/>
+          <w:szCs w:val="24"/>
+          <w:lang w:val="en-GB"/>
+        </w:rPr>
+        <w:t xml:space="preserve"> War machine</w:t>
+      </w:r>
     </w:p>
     <w:p>
       <w:pPr>
@@ -819,6 +875,15 @@
         </w:rPr>
         <w:t>25.</w:t>
       </w:r>
+      <w:r>
+        <w:rPr>
+          <w:rFonts w:ascii="Times New Roman" w:hAnsi="Times New Roman" w:cs="Times New Roman"/>
+          <w:sz w:val="24"/>
+          <w:szCs w:val="24"/>
+          <w:lang w:val="en-GB"/>
+        </w:rPr>
+        <w:t xml:space="preserve"> Dead by dawn</w:t>
+      </w:r>
     </w:p>
     <w:p>
       <w:pPr>
@@ -839,6 +904,15 @@
         </w:rPr>
         <w:t>26.</w:t>
       </w:r>
+      <w:r>
+        <w:rPr>
+          <w:rFonts w:ascii="Times New Roman" w:hAnsi="Times New Roman" w:cs="Times New Roman"/>
+          <w:sz w:val="24"/>
+          <w:szCs w:val="24"/>
+          <w:lang w:val="en-GB"/>
+        </w:rPr>
+        <w:t xml:space="preserve"> Honey Bunch</w:t>
+      </w:r>
     </w:p>
     <w:p>
       <w:pPr>
@@ -859,6 +933,15 @@
         </w:rPr>
         <w:t>27.</w:t>
       </w:r>
+      <w:r>
+        <w:rPr>
+          <w:rFonts w:ascii="Times New Roman" w:hAnsi="Times New Roman" w:cs="Times New Roman"/>
+          <w:sz w:val="24"/>
+          <w:szCs w:val="24"/>
+          <w:lang w:val="en-GB"/>
+        </w:rPr>
+        <w:t xml:space="preserve"> Avatar – Fire and ash</w:t>
+      </w:r>
     </w:p>
     <w:p>
       <w:pPr>
@@ -1386,13 +1469,15 @@
           <w:rFonts w:ascii="Times New Roman" w:hAnsi="Times New Roman" w:cs="Times New Roman"/>
           <w:sz w:val="24"/>
           <w:szCs w:val="24"/>
-        </w:rPr>
-      </w:pPr>
-      <w:r>
-        <w:rPr>
-          <w:rFonts w:ascii="Times New Roman" w:hAnsi="Times New Roman" w:cs="Times New Roman"/>
-          <w:sz w:val="24"/>
-          <w:szCs w:val="24"/>
+          <w:lang w:val="en-GB"/>
+        </w:rPr>
+      </w:pPr>
+      <w:r>
+        <w:rPr>
+          <w:rFonts w:ascii="Times New Roman" w:hAnsi="Times New Roman" w:cs="Times New Roman"/>
+          <w:sz w:val="24"/>
+          <w:szCs w:val="24"/>
+          <w:lang w:val="en-GB"/>
         </w:rPr>
         <w:t>13.</w:t>
       </w:r>
@@ -1401,27 +1486,48 @@
           <w:rFonts w:ascii="Times New Roman" w:hAnsi="Times New Roman" w:cs="Times New Roman"/>
           <w:sz w:val="24"/>
           <w:szCs w:val="24"/>
+          <w:lang w:val="en-GB"/>
         </w:rPr>
         <w:t xml:space="preserve"> </w:t>
       </w:r>
-    </w:p>
-    <w:p>
-      <w:pPr>
-        <w:spacing w:after="0"/>
-        <w:rPr>
-          <w:rFonts w:ascii="Times New Roman" w:hAnsi="Times New Roman" w:cs="Times New Roman"/>
-          <w:sz w:val="24"/>
-          <w:szCs w:val="24"/>
-        </w:rPr>
-      </w:pPr>
-      <w:r>
-        <w:rPr>
-          <w:rFonts w:ascii="Times New Roman" w:hAnsi="Times New Roman" w:cs="Times New Roman"/>
-          <w:sz w:val="24"/>
-          <w:szCs w:val="24"/>
+      <w:r>
+        <w:rPr>
+          <w:rFonts w:ascii="Times New Roman" w:hAnsi="Times New Roman" w:cs="Times New Roman"/>
+          <w:sz w:val="24"/>
+          <w:szCs w:val="24"/>
+          <w:lang w:val="en-GB"/>
+        </w:rPr>
+        <w:t>The Lowdown</w:t>
+      </w:r>
+    </w:p>
+    <w:p>
+      <w:pPr>
+        <w:spacing w:after="0"/>
+        <w:rPr>
+          <w:rFonts w:ascii="Times New Roman" w:hAnsi="Times New Roman" w:cs="Times New Roman"/>
+          <w:sz w:val="24"/>
+          <w:szCs w:val="24"/>
+          <w:lang w:val="en-GB"/>
+        </w:rPr>
+      </w:pPr>
+      <w:r>
+        <w:rPr>
+          <w:rFonts w:ascii="Times New Roman" w:hAnsi="Times New Roman" w:cs="Times New Roman"/>
+          <w:sz w:val="24"/>
+          <w:szCs w:val="24"/>
+          <w:lang w:val="en-GB"/>
         </w:rPr>
         <w:t>14.</w:t>
       </w:r>
+      <w:r>
+        <w:rPr>
+          <w:rFonts w:ascii="Times New Roman" w:hAnsi="Times New Roman" w:cs="Times New Roman"/>
+          <w:sz w:val="24"/>
+          <w:szCs w:val="24"/>
+          <w:lang w:val="en-GB"/>
+        </w:rPr>
+        <w:t xml:space="preserve"> Lol Swe s.04</w:t>
+      </w:r>
     </w:p>
     <w:p>
       <w:pPr>
@@ -1439,6 +1545,22 @@
           <w:szCs w:val="24"/>
         </w:rPr>
         <w:t>15.</w:t>
+      </w:r>
+      <w:r>
+        <w:rPr>
+          <w:rFonts w:ascii="Times New Roman" w:hAnsi="Times New Roman" w:cs="Times New Roman"/>
+          <w:sz w:val="24"/>
+          <w:szCs w:val="24"/>
+        </w:rPr>
+        <w:t xml:space="preserve"> Där solen alltid skiner (S</w:t>
+      </w:r>
+      <w:r>
+        <w:rPr>
+          <w:rFonts w:ascii="Times New Roman" w:hAnsi="Times New Roman" w:cs="Times New Roman"/>
+          <w:sz w:val="24"/>
+          <w:szCs w:val="24"/>
+        </w:rPr>
+        <w:t>VT)</w:t>
       </w:r>
     </w:p>
     <w:p>
@@ -4166,8 +4288,19 @@
           <w:szCs w:val="24"/>
           <w:lang w:val="en-GB"/>
         </w:rPr>
-        <w:t>67. The Elexir</w:t>
-      </w:r>
+        <w:t xml:space="preserve">67. The </w:t>
+      </w:r>
+      <w:proofErr w:type="spellStart"/>
+      <w:r>
+        <w:rPr>
+          <w:rFonts w:ascii="Times New Roman" w:hAnsi="Times New Roman" w:cs="Times New Roman"/>
+          <w:sz w:val="24"/>
+          <w:szCs w:val="24"/>
+          <w:lang w:val="en-GB"/>
+        </w:rPr>
+        <w:t>Elexir</w:t>
+      </w:r>
+      <w:proofErr w:type="spellEnd"/>
     </w:p>
     <w:p>
       <w:pPr>
@@ -4619,15 +4752,13 @@
           <w:rFonts w:ascii="Times New Roman" w:hAnsi="Times New Roman" w:cs="Times New Roman"/>
           <w:sz w:val="24"/>
           <w:szCs w:val="24"/>
-          <w:lang w:val="en-GB"/>
-        </w:rPr>
-      </w:pPr>
-      <w:r>
-        <w:rPr>
-          <w:rFonts w:ascii="Times New Roman" w:hAnsi="Times New Roman" w:cs="Times New Roman"/>
-          <w:sz w:val="24"/>
-          <w:szCs w:val="24"/>
-          <w:lang w:val="en-GB"/>
+        </w:rPr>
+      </w:pPr>
+      <w:r>
+        <w:rPr>
+          <w:rFonts w:ascii="Times New Roman" w:hAnsi="Times New Roman" w:cs="Times New Roman"/>
+          <w:sz w:val="24"/>
+          <w:szCs w:val="24"/>
         </w:rPr>
         <w:t>10.</w:t>
       </w:r>
@@ -4636,7 +4767,6 @@
           <w:rFonts w:ascii="Times New Roman" w:hAnsi="Times New Roman" w:cs="Times New Roman"/>
           <w:sz w:val="24"/>
           <w:szCs w:val="24"/>
-          <w:lang w:val="en-GB"/>
         </w:rPr>
         <w:t>Pusher 1-3</w:t>
       </w:r>
@@ -4648,15 +4778,13 @@
           <w:rFonts w:ascii="Times New Roman" w:hAnsi="Times New Roman" w:cs="Times New Roman"/>
           <w:sz w:val="24"/>
           <w:szCs w:val="24"/>
-          <w:lang w:val="en-GB"/>
-        </w:rPr>
-      </w:pPr>
-      <w:r>
-        <w:rPr>
-          <w:rFonts w:ascii="Times New Roman" w:hAnsi="Times New Roman" w:cs="Times New Roman"/>
-          <w:sz w:val="24"/>
-          <w:szCs w:val="24"/>
-          <w:lang w:val="en-GB"/>
+        </w:rPr>
+      </w:pPr>
+      <w:r>
+        <w:rPr>
+          <w:rFonts w:ascii="Times New Roman" w:hAnsi="Times New Roman" w:cs="Times New Roman"/>
+          <w:sz w:val="24"/>
+          <w:szCs w:val="24"/>
         </w:rPr>
         <w:t>11.</w:t>
       </w:r>
@@ -4665,7 +4793,6 @@
           <w:rFonts w:ascii="Times New Roman" w:hAnsi="Times New Roman" w:cs="Times New Roman"/>
           <w:sz w:val="24"/>
           <w:szCs w:val="24"/>
-          <w:lang w:val="en-GB"/>
         </w:rPr>
         <w:t xml:space="preserve"> New York Ripper</w:t>
       </w:r>
@@ -4677,15 +4804,13 @@
           <w:rFonts w:ascii="Times New Roman" w:hAnsi="Times New Roman" w:cs="Times New Roman"/>
           <w:sz w:val="24"/>
           <w:szCs w:val="24"/>
-          <w:lang w:val="en-GB"/>
-        </w:rPr>
-      </w:pPr>
-      <w:r>
-        <w:rPr>
-          <w:rFonts w:ascii="Times New Roman" w:hAnsi="Times New Roman" w:cs="Times New Roman"/>
-          <w:sz w:val="24"/>
-          <w:szCs w:val="24"/>
-          <w:lang w:val="en-GB"/>
+        </w:rPr>
+      </w:pPr>
+      <w:r>
+        <w:rPr>
+          <w:rFonts w:ascii="Times New Roman" w:hAnsi="Times New Roman" w:cs="Times New Roman"/>
+          <w:sz w:val="24"/>
+          <w:szCs w:val="24"/>
         </w:rPr>
         <w:t>12</w:t>
       </w:r>
@@ -4694,7 +4819,6 @@
           <w:rFonts w:ascii="Times New Roman" w:hAnsi="Times New Roman" w:cs="Times New Roman"/>
           <w:sz w:val="24"/>
           <w:szCs w:val="24"/>
-          <w:lang w:val="en-GB"/>
         </w:rPr>
         <w:t>. Outland</w:t>
       </w:r>
@@ -4706,426 +4830,139 @@
           <w:rFonts w:ascii="Times New Roman" w:hAnsi="Times New Roman" w:cs="Times New Roman"/>
           <w:sz w:val="24"/>
           <w:szCs w:val="24"/>
-          <w:lang w:val="en-GB"/>
-        </w:rPr>
-      </w:pPr>
-      <w:r>
-        <w:rPr>
-          <w:rFonts w:ascii="Times New Roman" w:hAnsi="Times New Roman" w:cs="Times New Roman"/>
-          <w:sz w:val="24"/>
-          <w:szCs w:val="24"/>
-          <w:lang w:val="en-GB"/>
-        </w:rPr>
-        <w:t xml:space="preserve">13. </w:t>
-      </w:r>
-      <w:proofErr w:type="spellStart"/>
-      <w:r>
-        <w:rPr>
-          <w:rFonts w:ascii="Times New Roman" w:hAnsi="Times New Roman" w:cs="Times New Roman"/>
-          <w:sz w:val="24"/>
-          <w:szCs w:val="24"/>
-          <w:lang w:val="en-GB"/>
-        </w:rPr>
-        <w:t>Fredag</w:t>
-      </w:r>
-      <w:proofErr w:type="spellEnd"/>
-      <w:r>
-        <w:rPr>
-          <w:rFonts w:ascii="Times New Roman" w:hAnsi="Times New Roman" w:cs="Times New Roman"/>
-          <w:sz w:val="24"/>
-          <w:szCs w:val="24"/>
-          <w:lang w:val="en-GB"/>
-        </w:rPr>
-        <w:t xml:space="preserve"> </w:t>
-      </w:r>
-      <w:proofErr w:type="gramStart"/>
-      <w:r>
-        <w:rPr>
-          <w:rFonts w:ascii="Times New Roman" w:hAnsi="Times New Roman" w:cs="Times New Roman"/>
-          <w:sz w:val="24"/>
-          <w:szCs w:val="24"/>
-          <w:lang w:val="en-GB"/>
-        </w:rPr>
-        <w:t>13:e</w:t>
-      </w:r>
-      <w:proofErr w:type="gramEnd"/>
-    </w:p>
-    <w:p>
-      <w:pPr>
-        <w:spacing w:after="0"/>
-        <w:rPr>
-          <w:rFonts w:ascii="Times New Roman" w:hAnsi="Times New Roman" w:cs="Times New Roman"/>
-          <w:sz w:val="24"/>
-          <w:szCs w:val="24"/>
-          <w:lang w:val="en-GB"/>
-        </w:rPr>
-      </w:pPr>
-      <w:r>
-        <w:rPr>
-          <w:rFonts w:ascii="Times New Roman" w:hAnsi="Times New Roman" w:cs="Times New Roman"/>
-          <w:sz w:val="24"/>
-          <w:szCs w:val="24"/>
-          <w:lang w:val="en-GB"/>
-        </w:rPr>
-        <w:t xml:space="preserve">14. </w:t>
-      </w:r>
-      <w:proofErr w:type="spellStart"/>
-      <w:r>
-        <w:rPr>
-          <w:rFonts w:ascii="Times New Roman" w:hAnsi="Times New Roman" w:cs="Times New Roman"/>
-          <w:sz w:val="24"/>
-          <w:szCs w:val="24"/>
-          <w:lang w:val="en-GB"/>
-        </w:rPr>
-        <w:t>Fredag</w:t>
-      </w:r>
-      <w:proofErr w:type="spellEnd"/>
-      <w:r>
-        <w:rPr>
-          <w:rFonts w:ascii="Times New Roman" w:hAnsi="Times New Roman" w:cs="Times New Roman"/>
-          <w:sz w:val="24"/>
-          <w:szCs w:val="24"/>
-          <w:lang w:val="en-GB"/>
-        </w:rPr>
-        <w:t xml:space="preserve"> </w:t>
-      </w:r>
-      <w:proofErr w:type="gramStart"/>
-      <w:r>
-        <w:rPr>
-          <w:rFonts w:ascii="Times New Roman" w:hAnsi="Times New Roman" w:cs="Times New Roman"/>
-          <w:sz w:val="24"/>
-          <w:szCs w:val="24"/>
-          <w:lang w:val="en-GB"/>
-        </w:rPr>
-        <w:t>13:e</w:t>
-      </w:r>
-      <w:proofErr w:type="gramEnd"/>
-      <w:r>
-        <w:rPr>
-          <w:rFonts w:ascii="Times New Roman" w:hAnsi="Times New Roman" w:cs="Times New Roman"/>
-          <w:sz w:val="24"/>
-          <w:szCs w:val="24"/>
-          <w:lang w:val="en-GB"/>
-        </w:rPr>
-        <w:t xml:space="preserve"> 2</w:t>
-      </w:r>
-    </w:p>
-    <w:p>
-      <w:pPr>
-        <w:spacing w:after="0"/>
-        <w:rPr>
-          <w:rFonts w:ascii="Times New Roman" w:hAnsi="Times New Roman" w:cs="Times New Roman"/>
-          <w:sz w:val="24"/>
-          <w:szCs w:val="24"/>
-          <w:lang w:val="en-GB"/>
-        </w:rPr>
-      </w:pPr>
-      <w:r>
-        <w:rPr>
-          <w:rFonts w:ascii="Times New Roman" w:hAnsi="Times New Roman" w:cs="Times New Roman"/>
-          <w:sz w:val="24"/>
-          <w:szCs w:val="24"/>
-          <w:lang w:val="en-GB"/>
-        </w:rPr>
-        <w:t xml:space="preserve">15. </w:t>
-      </w:r>
-      <w:proofErr w:type="spellStart"/>
-      <w:r>
-        <w:rPr>
-          <w:rFonts w:ascii="Times New Roman" w:hAnsi="Times New Roman" w:cs="Times New Roman"/>
-          <w:sz w:val="24"/>
-          <w:szCs w:val="24"/>
-          <w:lang w:val="en-GB"/>
-        </w:rPr>
-        <w:t>Fredag</w:t>
-      </w:r>
-      <w:proofErr w:type="spellEnd"/>
-      <w:r>
-        <w:rPr>
-          <w:rFonts w:ascii="Times New Roman" w:hAnsi="Times New Roman" w:cs="Times New Roman"/>
-          <w:sz w:val="24"/>
-          <w:szCs w:val="24"/>
-          <w:lang w:val="en-GB"/>
-        </w:rPr>
-        <w:t xml:space="preserve"> </w:t>
-      </w:r>
-      <w:proofErr w:type="gramStart"/>
-      <w:r>
-        <w:rPr>
-          <w:rFonts w:ascii="Times New Roman" w:hAnsi="Times New Roman" w:cs="Times New Roman"/>
-          <w:sz w:val="24"/>
-          <w:szCs w:val="24"/>
-          <w:lang w:val="en-GB"/>
-        </w:rPr>
-        <w:t>13:e</w:t>
-      </w:r>
-      <w:proofErr w:type="gramEnd"/>
-      <w:r>
-        <w:rPr>
-          <w:rFonts w:ascii="Times New Roman" w:hAnsi="Times New Roman" w:cs="Times New Roman"/>
-          <w:sz w:val="24"/>
-          <w:szCs w:val="24"/>
-          <w:lang w:val="en-GB"/>
-        </w:rPr>
-        <w:t xml:space="preserve"> 3</w:t>
-      </w:r>
-    </w:p>
-    <w:p>
-      <w:pPr>
-        <w:spacing w:after="0"/>
-        <w:rPr>
-          <w:rFonts w:ascii="Times New Roman" w:hAnsi="Times New Roman" w:cs="Times New Roman"/>
-          <w:sz w:val="24"/>
-          <w:szCs w:val="24"/>
-          <w:lang w:val="en-GB"/>
-        </w:rPr>
-      </w:pPr>
-      <w:r>
-        <w:rPr>
-          <w:rFonts w:ascii="Times New Roman" w:hAnsi="Times New Roman" w:cs="Times New Roman"/>
-          <w:sz w:val="24"/>
-          <w:szCs w:val="24"/>
-          <w:lang w:val="en-GB"/>
-        </w:rPr>
-        <w:t xml:space="preserve">16. </w:t>
-      </w:r>
-      <w:proofErr w:type="spellStart"/>
-      <w:r>
-        <w:rPr>
-          <w:rFonts w:ascii="Times New Roman" w:hAnsi="Times New Roman" w:cs="Times New Roman"/>
-          <w:sz w:val="24"/>
-          <w:szCs w:val="24"/>
-          <w:lang w:val="en-GB"/>
-        </w:rPr>
-        <w:t>Fredag</w:t>
-      </w:r>
-      <w:proofErr w:type="spellEnd"/>
-      <w:r>
-        <w:rPr>
-          <w:rFonts w:ascii="Times New Roman" w:hAnsi="Times New Roman" w:cs="Times New Roman"/>
-          <w:sz w:val="24"/>
-          <w:szCs w:val="24"/>
-          <w:lang w:val="en-GB"/>
-        </w:rPr>
-        <w:t xml:space="preserve"> </w:t>
-      </w:r>
-      <w:proofErr w:type="gramStart"/>
-      <w:r>
-        <w:rPr>
-          <w:rFonts w:ascii="Times New Roman" w:hAnsi="Times New Roman" w:cs="Times New Roman"/>
-          <w:sz w:val="24"/>
-          <w:szCs w:val="24"/>
-          <w:lang w:val="en-GB"/>
-        </w:rPr>
-        <w:t>13:e</w:t>
-      </w:r>
-      <w:proofErr w:type="gramEnd"/>
-      <w:r>
-        <w:rPr>
-          <w:rFonts w:ascii="Times New Roman" w:hAnsi="Times New Roman" w:cs="Times New Roman"/>
-          <w:sz w:val="24"/>
-          <w:szCs w:val="24"/>
-          <w:lang w:val="en-GB"/>
-        </w:rPr>
-        <w:t xml:space="preserve"> 4</w:t>
-      </w:r>
-    </w:p>
-    <w:p>
-      <w:pPr>
-        <w:spacing w:after="0"/>
-        <w:rPr>
-          <w:rFonts w:ascii="Times New Roman" w:hAnsi="Times New Roman" w:cs="Times New Roman"/>
-          <w:sz w:val="24"/>
-          <w:szCs w:val="24"/>
-          <w:lang w:val="en-GB"/>
-        </w:rPr>
-      </w:pPr>
-      <w:r>
-        <w:rPr>
-          <w:rFonts w:ascii="Times New Roman" w:hAnsi="Times New Roman" w:cs="Times New Roman"/>
-          <w:sz w:val="24"/>
-          <w:szCs w:val="24"/>
-          <w:lang w:val="en-GB"/>
-        </w:rPr>
-        <w:t xml:space="preserve">17. </w:t>
-      </w:r>
-      <w:proofErr w:type="spellStart"/>
-      <w:r>
-        <w:rPr>
-          <w:rFonts w:ascii="Times New Roman" w:hAnsi="Times New Roman" w:cs="Times New Roman"/>
-          <w:sz w:val="24"/>
-          <w:szCs w:val="24"/>
-          <w:lang w:val="en-GB"/>
-        </w:rPr>
-        <w:t>Fredag</w:t>
-      </w:r>
-      <w:proofErr w:type="spellEnd"/>
-      <w:r>
-        <w:rPr>
-          <w:rFonts w:ascii="Times New Roman" w:hAnsi="Times New Roman" w:cs="Times New Roman"/>
-          <w:sz w:val="24"/>
-          <w:szCs w:val="24"/>
-          <w:lang w:val="en-GB"/>
-        </w:rPr>
-        <w:t xml:space="preserve"> </w:t>
-      </w:r>
-      <w:proofErr w:type="gramStart"/>
-      <w:r>
-        <w:rPr>
-          <w:rFonts w:ascii="Times New Roman" w:hAnsi="Times New Roman" w:cs="Times New Roman"/>
-          <w:sz w:val="24"/>
-          <w:szCs w:val="24"/>
-          <w:lang w:val="en-GB"/>
-        </w:rPr>
-        <w:t>13:e</w:t>
-      </w:r>
-      <w:proofErr w:type="gramEnd"/>
-      <w:r>
-        <w:rPr>
-          <w:rFonts w:ascii="Times New Roman" w:hAnsi="Times New Roman" w:cs="Times New Roman"/>
-          <w:sz w:val="24"/>
-          <w:szCs w:val="24"/>
-          <w:lang w:val="en-GB"/>
-        </w:rPr>
-        <w:t xml:space="preserve"> 5</w:t>
-      </w:r>
-    </w:p>
-    <w:p>
-      <w:pPr>
-        <w:spacing w:after="0"/>
-        <w:rPr>
-          <w:rFonts w:ascii="Times New Roman" w:hAnsi="Times New Roman" w:cs="Times New Roman"/>
-          <w:sz w:val="24"/>
-          <w:szCs w:val="24"/>
-          <w:lang w:val="en-GB"/>
-        </w:rPr>
-      </w:pPr>
-      <w:r>
-        <w:rPr>
-          <w:rFonts w:ascii="Times New Roman" w:hAnsi="Times New Roman" w:cs="Times New Roman"/>
-          <w:sz w:val="24"/>
-          <w:szCs w:val="24"/>
-          <w:lang w:val="en-GB"/>
-        </w:rPr>
-        <w:t xml:space="preserve">18. </w:t>
-      </w:r>
-      <w:proofErr w:type="spellStart"/>
-      <w:r>
-        <w:rPr>
-          <w:rFonts w:ascii="Times New Roman" w:hAnsi="Times New Roman" w:cs="Times New Roman"/>
-          <w:sz w:val="24"/>
-          <w:szCs w:val="24"/>
-          <w:lang w:val="en-GB"/>
-        </w:rPr>
-        <w:t>Fredag</w:t>
-      </w:r>
-      <w:proofErr w:type="spellEnd"/>
-      <w:r>
-        <w:rPr>
-          <w:rFonts w:ascii="Times New Roman" w:hAnsi="Times New Roman" w:cs="Times New Roman"/>
-          <w:sz w:val="24"/>
-          <w:szCs w:val="24"/>
-          <w:lang w:val="en-GB"/>
-        </w:rPr>
-        <w:t xml:space="preserve"> </w:t>
-      </w:r>
-      <w:proofErr w:type="gramStart"/>
-      <w:r>
-        <w:rPr>
-          <w:rFonts w:ascii="Times New Roman" w:hAnsi="Times New Roman" w:cs="Times New Roman"/>
-          <w:sz w:val="24"/>
-          <w:szCs w:val="24"/>
-          <w:lang w:val="en-GB"/>
-        </w:rPr>
-        <w:t>13:e</w:t>
-      </w:r>
-      <w:proofErr w:type="gramEnd"/>
-      <w:r>
-        <w:rPr>
-          <w:rFonts w:ascii="Times New Roman" w:hAnsi="Times New Roman" w:cs="Times New Roman"/>
-          <w:sz w:val="24"/>
-          <w:szCs w:val="24"/>
-          <w:lang w:val="en-GB"/>
-        </w:rPr>
-        <w:t xml:space="preserve"> 6</w:t>
-      </w:r>
-    </w:p>
-    <w:p>
-      <w:pPr>
-        <w:spacing w:after="0"/>
-        <w:rPr>
-          <w:rFonts w:ascii="Times New Roman" w:hAnsi="Times New Roman" w:cs="Times New Roman"/>
-          <w:sz w:val="24"/>
-          <w:szCs w:val="24"/>
-          <w:lang w:val="en-GB"/>
-        </w:rPr>
-      </w:pPr>
-      <w:r>
-        <w:rPr>
-          <w:rFonts w:ascii="Times New Roman" w:hAnsi="Times New Roman" w:cs="Times New Roman"/>
-          <w:sz w:val="24"/>
-          <w:szCs w:val="24"/>
-          <w:lang w:val="en-GB"/>
-        </w:rPr>
-        <w:t xml:space="preserve">19. </w:t>
-      </w:r>
-      <w:proofErr w:type="spellStart"/>
-      <w:r>
-        <w:rPr>
-          <w:rFonts w:ascii="Times New Roman" w:hAnsi="Times New Roman" w:cs="Times New Roman"/>
-          <w:sz w:val="24"/>
-          <w:szCs w:val="24"/>
-          <w:lang w:val="en-GB"/>
-        </w:rPr>
-        <w:t>Fredag</w:t>
-      </w:r>
-      <w:proofErr w:type="spellEnd"/>
-      <w:r>
-        <w:rPr>
-          <w:rFonts w:ascii="Times New Roman" w:hAnsi="Times New Roman" w:cs="Times New Roman"/>
-          <w:sz w:val="24"/>
-          <w:szCs w:val="24"/>
-          <w:lang w:val="en-GB"/>
-        </w:rPr>
-        <w:t xml:space="preserve"> </w:t>
-      </w:r>
-      <w:proofErr w:type="gramStart"/>
-      <w:r>
-        <w:rPr>
-          <w:rFonts w:ascii="Times New Roman" w:hAnsi="Times New Roman" w:cs="Times New Roman"/>
-          <w:sz w:val="24"/>
-          <w:szCs w:val="24"/>
-          <w:lang w:val="en-GB"/>
-        </w:rPr>
-        <w:t>13:e</w:t>
-      </w:r>
-      <w:proofErr w:type="gramEnd"/>
-      <w:r>
-        <w:rPr>
-          <w:rFonts w:ascii="Times New Roman" w:hAnsi="Times New Roman" w:cs="Times New Roman"/>
-          <w:sz w:val="24"/>
-          <w:szCs w:val="24"/>
-          <w:lang w:val="en-GB"/>
-        </w:rPr>
-        <w:t xml:space="preserve"> 7</w:t>
-      </w:r>
-    </w:p>
-    <w:p>
-      <w:pPr>
-        <w:spacing w:after="0"/>
-        <w:rPr>
-          <w:rFonts w:ascii="Times New Roman" w:hAnsi="Times New Roman" w:cs="Times New Roman"/>
-          <w:sz w:val="24"/>
-          <w:szCs w:val="24"/>
-          <w:lang w:val="en-GB"/>
-        </w:rPr>
-      </w:pPr>
-      <w:r>
-        <w:rPr>
-          <w:rFonts w:ascii="Times New Roman" w:hAnsi="Times New Roman" w:cs="Times New Roman"/>
-          <w:sz w:val="24"/>
-          <w:szCs w:val="24"/>
-          <w:lang w:val="en-GB"/>
+        </w:rPr>
+      </w:pPr>
+      <w:r>
+        <w:rPr>
+          <w:rFonts w:ascii="Times New Roman" w:hAnsi="Times New Roman" w:cs="Times New Roman"/>
+          <w:sz w:val="24"/>
+          <w:szCs w:val="24"/>
+        </w:rPr>
+        <w:t>13. Fredag 13:e</w:t>
+      </w:r>
+    </w:p>
+    <w:p>
+      <w:pPr>
+        <w:spacing w:after="0"/>
+        <w:rPr>
+          <w:rFonts w:ascii="Times New Roman" w:hAnsi="Times New Roman" w:cs="Times New Roman"/>
+          <w:sz w:val="24"/>
+          <w:szCs w:val="24"/>
+        </w:rPr>
+      </w:pPr>
+      <w:r>
+        <w:rPr>
+          <w:rFonts w:ascii="Times New Roman" w:hAnsi="Times New Roman" w:cs="Times New Roman"/>
+          <w:sz w:val="24"/>
+          <w:szCs w:val="24"/>
+        </w:rPr>
+        <w:t>14. Fredag 13:e 2</w:t>
+      </w:r>
+    </w:p>
+    <w:p>
+      <w:pPr>
+        <w:spacing w:after="0"/>
+        <w:rPr>
+          <w:rFonts w:ascii="Times New Roman" w:hAnsi="Times New Roman" w:cs="Times New Roman"/>
+          <w:sz w:val="24"/>
+          <w:szCs w:val="24"/>
+        </w:rPr>
+      </w:pPr>
+      <w:r>
+        <w:rPr>
+          <w:rFonts w:ascii="Times New Roman" w:hAnsi="Times New Roman" w:cs="Times New Roman"/>
+          <w:sz w:val="24"/>
+          <w:szCs w:val="24"/>
+        </w:rPr>
+        <w:t>15. Fredag 13:e 3</w:t>
+      </w:r>
+    </w:p>
+    <w:p>
+      <w:pPr>
+        <w:spacing w:after="0"/>
+        <w:rPr>
+          <w:rFonts w:ascii="Times New Roman" w:hAnsi="Times New Roman" w:cs="Times New Roman"/>
+          <w:sz w:val="24"/>
+          <w:szCs w:val="24"/>
+        </w:rPr>
+      </w:pPr>
+      <w:r>
+        <w:rPr>
+          <w:rFonts w:ascii="Times New Roman" w:hAnsi="Times New Roman" w:cs="Times New Roman"/>
+          <w:sz w:val="24"/>
+          <w:szCs w:val="24"/>
+        </w:rPr>
+        <w:t>16. Fredag 13:e 4</w:t>
+      </w:r>
+    </w:p>
+    <w:p>
+      <w:pPr>
+        <w:spacing w:after="0"/>
+        <w:rPr>
+          <w:rFonts w:ascii="Times New Roman" w:hAnsi="Times New Roman" w:cs="Times New Roman"/>
+          <w:sz w:val="24"/>
+          <w:szCs w:val="24"/>
+        </w:rPr>
+      </w:pPr>
+      <w:r>
+        <w:rPr>
+          <w:rFonts w:ascii="Times New Roman" w:hAnsi="Times New Roman" w:cs="Times New Roman"/>
+          <w:sz w:val="24"/>
+          <w:szCs w:val="24"/>
+        </w:rPr>
+        <w:t>17. Fredag 13:e 5</w:t>
+      </w:r>
+    </w:p>
+    <w:p>
+      <w:pPr>
+        <w:spacing w:after="0"/>
+        <w:rPr>
+          <w:rFonts w:ascii="Times New Roman" w:hAnsi="Times New Roman" w:cs="Times New Roman"/>
+          <w:sz w:val="24"/>
+          <w:szCs w:val="24"/>
+        </w:rPr>
+      </w:pPr>
+      <w:r>
+        <w:rPr>
+          <w:rFonts w:ascii="Times New Roman" w:hAnsi="Times New Roman" w:cs="Times New Roman"/>
+          <w:sz w:val="24"/>
+          <w:szCs w:val="24"/>
+        </w:rPr>
+        <w:t>18. Fredag 13:e 6</w:t>
+      </w:r>
+    </w:p>
+    <w:p>
+      <w:pPr>
+        <w:spacing w:after="0"/>
+        <w:rPr>
+          <w:rFonts w:ascii="Times New Roman" w:hAnsi="Times New Roman" w:cs="Times New Roman"/>
+          <w:sz w:val="24"/>
+          <w:szCs w:val="24"/>
+        </w:rPr>
+      </w:pPr>
+      <w:r>
+        <w:rPr>
+          <w:rFonts w:ascii="Times New Roman" w:hAnsi="Times New Roman" w:cs="Times New Roman"/>
+          <w:sz w:val="24"/>
+          <w:szCs w:val="24"/>
+        </w:rPr>
+        <w:t>19. Fredag 13:e 7</w:t>
+      </w:r>
+    </w:p>
+    <w:p>
+      <w:pPr>
+        <w:spacing w:after="0"/>
+        <w:rPr>
+          <w:rFonts w:ascii="Times New Roman" w:hAnsi="Times New Roman" w:cs="Times New Roman"/>
+          <w:sz w:val="24"/>
+          <w:szCs w:val="24"/>
+        </w:rPr>
+      </w:pPr>
+      <w:r>
+        <w:rPr>
+          <w:rFonts w:ascii="Times New Roman" w:hAnsi="Times New Roman" w:cs="Times New Roman"/>
+          <w:sz w:val="24"/>
+          <w:szCs w:val="24"/>
         </w:rPr>
         <w:t xml:space="preserve">20. </w:t>
       </w:r>
@@ -5134,7 +4971,6 @@
           <w:rFonts w:ascii="Times New Roman" w:hAnsi="Times New Roman" w:cs="Times New Roman"/>
           <w:sz w:val="24"/>
           <w:szCs w:val="24"/>
-          <w:lang w:val="en-GB"/>
         </w:rPr>
         <w:t>Tombs of the blind dead</w:t>
       </w:r>
@@ -7631,14 +7467,25 @@
         </w:rPr>
         <w:t xml:space="preserve">21. </w:t>
       </w:r>
-      <w:r>
-        <w:rPr>
-          <w:rFonts w:ascii="Times New Roman" w:hAnsi="Times New Roman" w:cs="Times New Roman"/>
-          <w:sz w:val="24"/>
-          <w:szCs w:val="24"/>
-          <w:lang w:val="en-GB"/>
-        </w:rPr>
-        <w:t>Glaskupan (</w:t>
+      <w:proofErr w:type="spellStart"/>
+      <w:r>
+        <w:rPr>
+          <w:rFonts w:ascii="Times New Roman" w:hAnsi="Times New Roman" w:cs="Times New Roman"/>
+          <w:sz w:val="24"/>
+          <w:szCs w:val="24"/>
+          <w:lang w:val="en-GB"/>
+        </w:rPr>
+        <w:t>Glaskupan</w:t>
+      </w:r>
+      <w:proofErr w:type="spellEnd"/>
+      <w:r>
+        <w:rPr>
+          <w:rFonts w:ascii="Times New Roman" w:hAnsi="Times New Roman" w:cs="Times New Roman"/>
+          <w:sz w:val="24"/>
+          <w:szCs w:val="24"/>
+          <w:lang w:val="en-GB"/>
+        </w:rPr>
+        <w:t xml:space="preserve"> (</w:t>
       </w:r>
       <w:proofErr w:type="spellStart"/>
       <w:r>
@@ -13375,15 +13222,43 @@
           <w:rFonts w:ascii="Times New Roman" w:hAnsi="Times New Roman" w:cs="Times New Roman"/>
           <w:sz w:val="24"/>
           <w:szCs w:val="24"/>
-        </w:rPr>
-      </w:pPr>
-      <w:r>
-        <w:rPr>
-          <w:rFonts w:ascii="Times New Roman" w:hAnsi="Times New Roman" w:cs="Times New Roman"/>
-          <w:sz w:val="24"/>
-          <w:szCs w:val="24"/>
-        </w:rPr>
-        <w:t xml:space="preserve">50. Little </w:t>
+          <w:lang w:val="en-GB"/>
+        </w:rPr>
+      </w:pPr>
+      <w:r>
+        <w:rPr>
+          <w:rFonts w:ascii="Times New Roman" w:hAnsi="Times New Roman" w:cs="Times New Roman"/>
+          <w:sz w:val="24"/>
+          <w:szCs w:val="24"/>
+          <w:lang w:val="en-GB"/>
+        </w:rPr>
+        <w:t>50. Little big man</w:t>
+      </w:r>
+    </w:p>
+    <w:p>
+      <w:pPr>
+        <w:spacing w:after="0"/>
+        <w:rPr>
+          <w:rFonts w:ascii="Times New Roman" w:hAnsi="Times New Roman" w:cs="Times New Roman"/>
+          <w:sz w:val="24"/>
+          <w:szCs w:val="24"/>
+        </w:rPr>
+      </w:pPr>
+      <w:r>
+        <w:rPr>
+          <w:rFonts w:ascii="Times New Roman" w:hAnsi="Times New Roman" w:cs="Times New Roman"/>
+          <w:sz w:val="24"/>
+          <w:szCs w:val="24"/>
+        </w:rPr>
+        <w:t>51.</w:t>
+      </w:r>
+      <w:r>
+        <w:rPr>
+          <w:rFonts w:ascii="Times New Roman" w:hAnsi="Times New Roman" w:cs="Times New Roman"/>
+          <w:sz w:val="24"/>
+          <w:szCs w:val="24"/>
+        </w:rPr>
+        <w:t xml:space="preserve"> </w:t>
       </w:r>
       <w:proofErr w:type="spellStart"/>
       <w:r>
@@ -13392,42 +13267,86 @@
           <w:sz w:val="24"/>
           <w:szCs w:val="24"/>
         </w:rPr>
-        <w:t>big</w:t>
+        <w:t>Robo</w:t>
+      </w:r>
+      <w:r>
+        <w:rPr>
+          <w:rFonts w:ascii="Times New Roman" w:hAnsi="Times New Roman" w:cs="Times New Roman"/>
+          <w:sz w:val="24"/>
+          <w:szCs w:val="24"/>
+        </w:rPr>
+        <w:t>cop</w:t>
       </w:r>
       <w:proofErr w:type="spellEnd"/>
-      <w:r>
-        <w:rPr>
-          <w:rFonts w:ascii="Times New Roman" w:hAnsi="Times New Roman" w:cs="Times New Roman"/>
-          <w:sz w:val="24"/>
-          <w:szCs w:val="24"/>
-        </w:rPr>
-        <w:t xml:space="preserve"> man</w:t>
-      </w:r>
-    </w:p>
-    <w:p>
-      <w:pPr>
-        <w:spacing w:after="0"/>
-        <w:rPr>
-          <w:rFonts w:ascii="Times New Roman" w:hAnsi="Times New Roman" w:cs="Times New Roman"/>
-          <w:sz w:val="24"/>
-          <w:szCs w:val="24"/>
-        </w:rPr>
-      </w:pPr>
-      <w:r>
-        <w:rPr>
-          <w:rFonts w:ascii="Times New Roman" w:hAnsi="Times New Roman" w:cs="Times New Roman"/>
-          <w:sz w:val="24"/>
-          <w:szCs w:val="24"/>
-        </w:rPr>
-        <w:t>51.</w:t>
-      </w:r>
-      <w:r>
-        <w:rPr>
-          <w:rFonts w:ascii="Times New Roman" w:hAnsi="Times New Roman" w:cs="Times New Roman"/>
-          <w:sz w:val="24"/>
-          <w:szCs w:val="24"/>
-        </w:rPr>
-        <w:t xml:space="preserve"> R</w:t>
+    </w:p>
+    <w:p>
+      <w:pPr>
+        <w:spacing w:after="0"/>
+        <w:rPr>
+          <w:rFonts w:ascii="Times New Roman" w:hAnsi="Times New Roman" w:cs="Times New Roman"/>
+          <w:sz w:val="24"/>
+          <w:szCs w:val="24"/>
+        </w:rPr>
+      </w:pPr>
+      <w:r>
+        <w:rPr>
+          <w:rFonts w:ascii="Times New Roman" w:hAnsi="Times New Roman" w:cs="Times New Roman"/>
+          <w:sz w:val="24"/>
+          <w:szCs w:val="24"/>
+        </w:rPr>
+        <w:t>52.</w:t>
+      </w:r>
+      <w:r>
+        <w:rPr>
+          <w:rFonts w:ascii="Times New Roman" w:hAnsi="Times New Roman" w:cs="Times New Roman"/>
+          <w:sz w:val="24"/>
+          <w:szCs w:val="24"/>
+        </w:rPr>
+        <w:t xml:space="preserve"> Den stora flykten</w:t>
+      </w:r>
+    </w:p>
+    <w:p>
+      <w:pPr>
+        <w:spacing w:after="0"/>
+        <w:rPr>
+          <w:rFonts w:ascii="Times New Roman" w:hAnsi="Times New Roman" w:cs="Times New Roman"/>
+          <w:sz w:val="24"/>
+          <w:szCs w:val="24"/>
+        </w:rPr>
+      </w:pPr>
+      <w:r>
+        <w:rPr>
+          <w:rFonts w:ascii="Times New Roman" w:hAnsi="Times New Roman" w:cs="Times New Roman"/>
+          <w:sz w:val="24"/>
+          <w:szCs w:val="24"/>
+        </w:rPr>
+        <w:t>53.</w:t>
+      </w:r>
+      <w:r>
+        <w:rPr>
+          <w:rFonts w:ascii="Times New Roman" w:hAnsi="Times New Roman" w:cs="Times New Roman"/>
+          <w:sz w:val="24"/>
+          <w:szCs w:val="24"/>
+        </w:rPr>
+        <w:t xml:space="preserve"> Den sista färden</w:t>
+      </w:r>
+    </w:p>
+    <w:p>
+      <w:pPr>
+        <w:spacing w:after="0"/>
+        <w:rPr>
+          <w:rFonts w:ascii="Times New Roman" w:hAnsi="Times New Roman" w:cs="Times New Roman"/>
+          <w:sz w:val="24"/>
+          <w:szCs w:val="24"/>
+        </w:rPr>
+      </w:pPr>
+      <w:r>
+        <w:rPr>
+          <w:rFonts w:ascii="Times New Roman" w:hAnsi="Times New Roman" w:cs="Times New Roman"/>
+          <w:sz w:val="24"/>
+          <w:szCs w:val="24"/>
+        </w:rPr>
+        <w:t xml:space="preserve">54. Tre daga för </w:t>
       </w:r>
       <w:proofErr w:type="spellStart"/>
       <w:r>
@@ -13436,15 +13355,7 @@
           <w:sz w:val="24"/>
           <w:szCs w:val="24"/>
         </w:rPr>
-        <w:t>obo</w:t>
-      </w:r>
-      <w:r>
-        <w:rPr>
-          <w:rFonts w:ascii="Times New Roman" w:hAnsi="Times New Roman" w:cs="Times New Roman"/>
-          <w:sz w:val="24"/>
-          <w:szCs w:val="24"/>
-        </w:rPr>
-        <w:t>cop</w:t>
+        <w:t>condor</w:t>
       </w:r>
       <w:proofErr w:type="spellEnd"/>
     </w:p>
@@ -13462,88 +13373,6 @@
           <w:rFonts w:ascii="Times New Roman" w:hAnsi="Times New Roman" w:cs="Times New Roman"/>
           <w:sz w:val="24"/>
           <w:szCs w:val="24"/>
-        </w:rPr>
-        <w:t>52.</w:t>
-      </w:r>
-      <w:r>
-        <w:rPr>
-          <w:rFonts w:ascii="Times New Roman" w:hAnsi="Times New Roman" w:cs="Times New Roman"/>
-          <w:sz w:val="24"/>
-          <w:szCs w:val="24"/>
-        </w:rPr>
-        <w:t xml:space="preserve"> Den stora flykten</w:t>
-      </w:r>
-    </w:p>
-    <w:p>
-      <w:pPr>
-        <w:spacing w:after="0"/>
-        <w:rPr>
-          <w:rFonts w:ascii="Times New Roman" w:hAnsi="Times New Roman" w:cs="Times New Roman"/>
-          <w:sz w:val="24"/>
-          <w:szCs w:val="24"/>
-        </w:rPr>
-      </w:pPr>
-      <w:r>
-        <w:rPr>
-          <w:rFonts w:ascii="Times New Roman" w:hAnsi="Times New Roman" w:cs="Times New Roman"/>
-          <w:sz w:val="24"/>
-          <w:szCs w:val="24"/>
-        </w:rPr>
-        <w:t>53.</w:t>
-      </w:r>
-      <w:r>
-        <w:rPr>
-          <w:rFonts w:ascii="Times New Roman" w:hAnsi="Times New Roman" w:cs="Times New Roman"/>
-          <w:sz w:val="24"/>
-          <w:szCs w:val="24"/>
-        </w:rPr>
-        <w:t xml:space="preserve"> Den sista färden</w:t>
-      </w:r>
-    </w:p>
-    <w:p>
-      <w:pPr>
-        <w:spacing w:after="0"/>
-        <w:rPr>
-          <w:rFonts w:ascii="Times New Roman" w:hAnsi="Times New Roman" w:cs="Times New Roman"/>
-          <w:sz w:val="24"/>
-          <w:szCs w:val="24"/>
-        </w:rPr>
-      </w:pPr>
-      <w:r>
-        <w:rPr>
-          <w:rFonts w:ascii="Times New Roman" w:hAnsi="Times New Roman" w:cs="Times New Roman"/>
-          <w:sz w:val="24"/>
-          <w:szCs w:val="24"/>
-        </w:rPr>
-        <w:t xml:space="preserve">54. Tre daga för </w:t>
-      </w:r>
-      <w:proofErr w:type="spellStart"/>
-      <w:r>
-        <w:rPr>
-          <w:rFonts w:ascii="Times New Roman" w:hAnsi="Times New Roman" w:cs="Times New Roman"/>
-          <w:sz w:val="24"/>
-          <w:szCs w:val="24"/>
-        </w:rPr>
-        <w:t>condor</w:t>
-      </w:r>
-      <w:proofErr w:type="spellEnd"/>
-    </w:p>
-    <w:p>
-      <w:pPr>
-        <w:spacing w:after="0"/>
-        <w:rPr>
-          <w:rFonts w:ascii="Times New Roman" w:hAnsi="Times New Roman" w:cs="Times New Roman"/>
-          <w:sz w:val="24"/>
-          <w:szCs w:val="24"/>
-          <w:lang w:val="en-GB"/>
-        </w:rPr>
-      </w:pPr>
-      <w:r>
-        <w:rPr>
-          <w:rFonts w:ascii="Times New Roman" w:hAnsi="Times New Roman" w:cs="Times New Roman"/>
-          <w:sz w:val="24"/>
-          <w:szCs w:val="24"/>
-          <w:lang w:val="en-GB"/>
         </w:rPr>
         <w:lastRenderedPageBreak/>
         <w:t>55. Shivers</w:t>
@@ -13556,15 +13385,13 @@
           <w:rFonts w:ascii="Times New Roman" w:hAnsi="Times New Roman" w:cs="Times New Roman"/>
           <w:sz w:val="24"/>
           <w:szCs w:val="24"/>
-          <w:lang w:val="en-GB"/>
-        </w:rPr>
-      </w:pPr>
-      <w:r>
-        <w:rPr>
-          <w:rFonts w:ascii="Times New Roman" w:hAnsi="Times New Roman" w:cs="Times New Roman"/>
-          <w:sz w:val="24"/>
-          <w:szCs w:val="24"/>
-          <w:lang w:val="en-GB"/>
+        </w:rPr>
+      </w:pPr>
+      <w:r>
+        <w:rPr>
+          <w:rFonts w:ascii="Times New Roman" w:hAnsi="Times New Roman" w:cs="Times New Roman"/>
+          <w:sz w:val="24"/>
+          <w:szCs w:val="24"/>
         </w:rPr>
         <w:t>56. Rabid</w:t>
       </w:r>
@@ -17890,13 +17717,15 @@
           <w:rFonts w:ascii="Times New Roman" w:hAnsi="Times New Roman" w:cs="Times New Roman"/>
           <w:sz w:val="24"/>
           <w:szCs w:val="24"/>
-        </w:rPr>
-      </w:pPr>
-      <w:r>
-        <w:rPr>
-          <w:rFonts w:ascii="Times New Roman" w:hAnsi="Times New Roman" w:cs="Times New Roman"/>
-          <w:sz w:val="24"/>
-          <w:szCs w:val="24"/>
+          <w:lang w:val="en-GB"/>
+        </w:rPr>
+      </w:pPr>
+      <w:r>
+        <w:rPr>
+          <w:rFonts w:ascii="Times New Roman" w:hAnsi="Times New Roman" w:cs="Times New Roman"/>
+          <w:sz w:val="24"/>
+          <w:szCs w:val="24"/>
+          <w:lang w:val="en-GB"/>
         </w:rPr>
         <w:t>38. Tre musketörerna (2022)</w:t>
       </w:r>
@@ -17910,30 +17739,20 @@
           <w:bCs/>
           <w:sz w:val="24"/>
           <w:szCs w:val="24"/>
-        </w:rPr>
-      </w:pPr>
-      <w:r>
-        <w:rPr>
-          <w:rFonts w:ascii="Times New Roman" w:hAnsi="Times New Roman" w:cs="Times New Roman"/>
-          <w:b/>
-          <w:bCs/>
-          <w:sz w:val="24"/>
-          <w:szCs w:val="24"/>
-        </w:rPr>
-        <w:t xml:space="preserve">39. God is a </w:t>
-      </w:r>
-      <w:proofErr w:type="spellStart"/>
-      <w:r>
-        <w:rPr>
-          <w:rFonts w:ascii="Times New Roman" w:hAnsi="Times New Roman" w:cs="Times New Roman"/>
-          <w:b/>
-          <w:bCs/>
-          <w:sz w:val="24"/>
-          <w:szCs w:val="24"/>
-        </w:rPr>
-        <w:t>bullet</w:t>
-      </w:r>
-      <w:proofErr w:type="spellEnd"/>
+          <w:lang w:val="en-GB"/>
+        </w:rPr>
+      </w:pPr>
+      <w:r>
+        <w:rPr>
+          <w:rFonts w:ascii="Times New Roman" w:hAnsi="Times New Roman" w:cs="Times New Roman"/>
+          <w:b/>
+          <w:bCs/>
+          <w:sz w:val="24"/>
+          <w:szCs w:val="24"/>
+          <w:lang w:val="en-GB"/>
+        </w:rPr>
+        <w:t>39. God is a bullet</w:t>
+      </w:r>
     </w:p>
     <w:p>
       <w:pPr>
@@ -19410,13 +19229,15 @@
           <w:rFonts w:ascii="Times New Roman" w:hAnsi="Times New Roman" w:cs="Times New Roman"/>
           <w:sz w:val="24"/>
           <w:szCs w:val="24"/>
-        </w:rPr>
-      </w:pPr>
-      <w:r>
-        <w:rPr>
-          <w:rFonts w:ascii="Times New Roman" w:hAnsi="Times New Roman" w:cs="Times New Roman"/>
-          <w:sz w:val="24"/>
-          <w:szCs w:val="24"/>
+          <w:lang w:val="en-GB"/>
+        </w:rPr>
+      </w:pPr>
+      <w:r>
+        <w:rPr>
+          <w:rFonts w:ascii="Times New Roman" w:hAnsi="Times New Roman" w:cs="Times New Roman"/>
+          <w:sz w:val="24"/>
+          <w:szCs w:val="24"/>
+          <w:lang w:val="en-GB"/>
         </w:rPr>
         <w:t xml:space="preserve">11. </w:t>
       </w:r>
@@ -19425,6 +19246,7 @@
           <w:rFonts w:ascii="Times New Roman" w:hAnsi="Times New Roman" w:cs="Times New Roman"/>
           <w:sz w:val="24"/>
           <w:szCs w:val="24"/>
+          <w:lang w:val="en-GB"/>
         </w:rPr>
         <w:t>Brunnsgrävarens dotter</w:t>
       </w:r>
@@ -19436,13 +19258,15 @@
           <w:rFonts w:ascii="Times New Roman" w:hAnsi="Times New Roman" w:cs="Times New Roman"/>
           <w:sz w:val="24"/>
           <w:szCs w:val="24"/>
-        </w:rPr>
-      </w:pPr>
-      <w:r>
-        <w:rPr>
-          <w:rFonts w:ascii="Times New Roman" w:hAnsi="Times New Roman" w:cs="Times New Roman"/>
-          <w:sz w:val="24"/>
-          <w:szCs w:val="24"/>
+          <w:lang w:val="en-GB"/>
+        </w:rPr>
+      </w:pPr>
+      <w:r>
+        <w:rPr>
+          <w:rFonts w:ascii="Times New Roman" w:hAnsi="Times New Roman" w:cs="Times New Roman"/>
+          <w:sz w:val="24"/>
+          <w:szCs w:val="24"/>
+          <w:lang w:val="en-GB"/>
         </w:rPr>
         <w:t xml:space="preserve">12. </w:t>
       </w:r>
@@ -19451,6 +19275,7 @@
           <w:rFonts w:ascii="Times New Roman" w:hAnsi="Times New Roman" w:cs="Times New Roman"/>
           <w:sz w:val="24"/>
           <w:szCs w:val="24"/>
+          <w:lang w:val="en-GB"/>
         </w:rPr>
         <w:t>So</w:t>
       </w:r>
@@ -19459,6 +19284,7 @@
           <w:rFonts w:ascii="Times New Roman" w:hAnsi="Times New Roman" w:cs="Times New Roman"/>
           <w:sz w:val="24"/>
           <w:szCs w:val="24"/>
+          <w:lang w:val="en-GB"/>
         </w:rPr>
         <w:t>u</w:t>
       </w:r>
@@ -19467,8 +19293,43 @@
           <w:rFonts w:ascii="Times New Roman" w:hAnsi="Times New Roman" w:cs="Times New Roman"/>
           <w:sz w:val="24"/>
           <w:szCs w:val="24"/>
-        </w:rPr>
-        <w:t xml:space="preserve">thern </w:t>
+          <w:lang w:val="en-GB"/>
+        </w:rPr>
+        <w:t>thern comfort</w:t>
+      </w:r>
+    </w:p>
+    <w:p>
+      <w:pPr>
+        <w:spacing w:after="0"/>
+        <w:rPr>
+          <w:rFonts w:ascii="Times New Roman" w:hAnsi="Times New Roman" w:cs="Times New Roman"/>
+          <w:sz w:val="24"/>
+          <w:szCs w:val="24"/>
+        </w:rPr>
+      </w:pPr>
+      <w:r>
+        <w:rPr>
+          <w:rFonts w:ascii="Times New Roman" w:hAnsi="Times New Roman" w:cs="Times New Roman"/>
+          <w:sz w:val="24"/>
+          <w:szCs w:val="24"/>
+        </w:rPr>
+        <w:t xml:space="preserve">13. </w:t>
+      </w:r>
+      <w:r>
+        <w:rPr>
+          <w:rFonts w:ascii="Times New Roman" w:hAnsi="Times New Roman" w:cs="Times New Roman"/>
+          <w:sz w:val="24"/>
+          <w:szCs w:val="24"/>
+        </w:rPr>
+        <w:t>Mannen från Mallorca</w:t>
+      </w:r>
+      <w:r>
+        <w:rPr>
+          <w:rFonts w:ascii="Times New Roman" w:hAnsi="Times New Roman" w:cs="Times New Roman"/>
+          <w:sz w:val="24"/>
+          <w:szCs w:val="24"/>
+        </w:rPr>
+        <w:t xml:space="preserve"> (</w:t>
       </w:r>
       <w:proofErr w:type="spellStart"/>
       <w:r>
@@ -19477,53 +19338,9 @@
           <w:sz w:val="24"/>
           <w:szCs w:val="24"/>
         </w:rPr>
-        <w:t>comfort</w:t>
+        <w:t>Netflix</w:t>
       </w:r>
       <w:proofErr w:type="spellEnd"/>
-    </w:p>
-    <w:p>
-      <w:pPr>
-        <w:spacing w:after="0"/>
-        <w:rPr>
-          <w:rFonts w:ascii="Times New Roman" w:hAnsi="Times New Roman" w:cs="Times New Roman"/>
-          <w:sz w:val="24"/>
-          <w:szCs w:val="24"/>
-        </w:rPr>
-      </w:pPr>
-      <w:r>
-        <w:rPr>
-          <w:rFonts w:ascii="Times New Roman" w:hAnsi="Times New Roman" w:cs="Times New Roman"/>
-          <w:sz w:val="24"/>
-          <w:szCs w:val="24"/>
-        </w:rPr>
-        <w:t xml:space="preserve">13. </w:t>
-      </w:r>
-      <w:r>
-        <w:rPr>
-          <w:rFonts w:ascii="Times New Roman" w:hAnsi="Times New Roman" w:cs="Times New Roman"/>
-          <w:sz w:val="24"/>
-          <w:szCs w:val="24"/>
-        </w:rPr>
-        <w:t>Mannen från Mallorca</w:t>
-      </w:r>
-      <w:r>
-        <w:rPr>
-          <w:rFonts w:ascii="Times New Roman" w:hAnsi="Times New Roman" w:cs="Times New Roman"/>
-          <w:sz w:val="24"/>
-          <w:szCs w:val="24"/>
-        </w:rPr>
-        <w:t xml:space="preserve"> (</w:t>
-      </w:r>
-      <w:proofErr w:type="spellStart"/>
-      <w:r>
-        <w:rPr>
-          <w:rFonts w:ascii="Times New Roman" w:hAnsi="Times New Roman" w:cs="Times New Roman"/>
-          <w:sz w:val="24"/>
-          <w:szCs w:val="24"/>
-        </w:rPr>
-        <w:t>Netflix</w:t>
-      </w:r>
-      <w:proofErr w:type="spellEnd"/>
       <w:r>
         <w:rPr>
           <w:rFonts w:ascii="Times New Roman" w:hAnsi="Times New Roman" w:cs="Times New Roman"/>
@@ -19566,33 +19383,26 @@
           <w:rFonts w:ascii="Times New Roman" w:hAnsi="Times New Roman" w:cs="Times New Roman"/>
           <w:sz w:val="24"/>
           <w:szCs w:val="24"/>
-        </w:rPr>
-      </w:pPr>
-      <w:r>
-        <w:rPr>
-          <w:rFonts w:ascii="Times New Roman" w:hAnsi="Times New Roman" w:cs="Times New Roman"/>
-          <w:sz w:val="24"/>
-          <w:szCs w:val="24"/>
+          <w:lang w:val="en-GB"/>
+        </w:rPr>
+      </w:pPr>
+      <w:r>
+        <w:rPr>
+          <w:rFonts w:ascii="Times New Roman" w:hAnsi="Times New Roman" w:cs="Times New Roman"/>
+          <w:sz w:val="24"/>
+          <w:szCs w:val="24"/>
+          <w:lang w:val="en-GB"/>
         </w:rPr>
         <w:t xml:space="preserve">15. </w:t>
       </w:r>
-      <w:proofErr w:type="spellStart"/>
-      <w:r>
-        <w:rPr>
-          <w:rFonts w:ascii="Times New Roman" w:hAnsi="Times New Roman" w:cs="Times New Roman"/>
-          <w:sz w:val="24"/>
-          <w:szCs w:val="24"/>
-        </w:rPr>
-        <w:t>Orca</w:t>
-      </w:r>
-      <w:proofErr w:type="spellEnd"/>
-      <w:r>
-        <w:rPr>
-          <w:rFonts w:ascii="Times New Roman" w:hAnsi="Times New Roman" w:cs="Times New Roman"/>
-          <w:sz w:val="24"/>
-          <w:szCs w:val="24"/>
-        </w:rPr>
-        <w:t xml:space="preserve"> – djupets hämnare</w:t>
+      <w:r>
+        <w:rPr>
+          <w:rFonts w:ascii="Times New Roman" w:hAnsi="Times New Roman" w:cs="Times New Roman"/>
+          <w:sz w:val="24"/>
+          <w:szCs w:val="24"/>
+          <w:lang w:val="en-GB"/>
+        </w:rPr>
+        <w:t>Orca – djupets hämnare</w:t>
       </w:r>
     </w:p>
     <w:p>
@@ -23182,77 +22992,23 @@
           <w:rFonts w:ascii="Times New Roman" w:hAnsi="Times New Roman" w:cs="Times New Roman"/>
           <w:sz w:val="24"/>
           <w:szCs w:val="24"/>
-          <w:lang w:val="en-GB"/>
-        </w:rPr>
-      </w:pPr>
-      <w:r>
-        <w:rPr>
-          <w:rFonts w:ascii="Times New Roman" w:hAnsi="Times New Roman" w:cs="Times New Roman"/>
-          <w:sz w:val="24"/>
-          <w:szCs w:val="24"/>
-          <w:lang w:val="en-GB"/>
+        </w:rPr>
+      </w:pPr>
+      <w:r>
+        <w:rPr>
+          <w:rFonts w:ascii="Times New Roman" w:hAnsi="Times New Roman" w:cs="Times New Roman"/>
+          <w:sz w:val="24"/>
+          <w:szCs w:val="24"/>
         </w:rPr>
         <w:t xml:space="preserve">9. </w:t>
       </w:r>
-      <w:proofErr w:type="spellStart"/>
-      <w:r>
-        <w:rPr>
-          <w:rFonts w:ascii="Times New Roman" w:hAnsi="Times New Roman" w:cs="Times New Roman"/>
-          <w:sz w:val="24"/>
-          <w:szCs w:val="24"/>
-          <w:lang w:val="en-GB"/>
-        </w:rPr>
-        <w:t>Kärlek</w:t>
-      </w:r>
-      <w:proofErr w:type="spellEnd"/>
-      <w:r>
-        <w:rPr>
-          <w:rFonts w:ascii="Times New Roman" w:hAnsi="Times New Roman" w:cs="Times New Roman"/>
-          <w:sz w:val="24"/>
-          <w:szCs w:val="24"/>
-          <w:lang w:val="en-GB"/>
-        </w:rPr>
-        <w:t xml:space="preserve"> och </w:t>
-      </w:r>
-      <w:proofErr w:type="spellStart"/>
-      <w:r>
-        <w:rPr>
-          <w:rFonts w:ascii="Times New Roman" w:hAnsi="Times New Roman" w:cs="Times New Roman"/>
-          <w:sz w:val="24"/>
-          <w:szCs w:val="24"/>
-          <w:lang w:val="en-GB"/>
-        </w:rPr>
-        <w:t>skilsmässa</w:t>
-      </w:r>
-      <w:proofErr w:type="spellEnd"/>
-      <w:r>
-        <w:rPr>
-          <w:rFonts w:ascii="Times New Roman" w:hAnsi="Times New Roman" w:cs="Times New Roman"/>
-          <w:sz w:val="24"/>
-          <w:szCs w:val="24"/>
-          <w:lang w:val="en-GB"/>
-        </w:rPr>
-        <w:t xml:space="preserve"> (</w:t>
-      </w:r>
-      <w:proofErr w:type="spellStart"/>
-      <w:r>
-        <w:rPr>
-          <w:rFonts w:ascii="Times New Roman" w:hAnsi="Times New Roman" w:cs="Times New Roman"/>
-          <w:sz w:val="24"/>
-          <w:szCs w:val="24"/>
-          <w:lang w:val="en-GB"/>
-        </w:rPr>
-        <w:t>Svt</w:t>
-      </w:r>
-      <w:proofErr w:type="spellEnd"/>
-      <w:r>
-        <w:rPr>
-          <w:rFonts w:ascii="Times New Roman" w:hAnsi="Times New Roman" w:cs="Times New Roman"/>
-          <w:sz w:val="24"/>
-          <w:szCs w:val="24"/>
-          <w:lang w:val="en-GB"/>
-        </w:rPr>
-        <w:t>)</w:t>
+      <w:r>
+        <w:rPr>
+          <w:rFonts w:ascii="Times New Roman" w:hAnsi="Times New Roman" w:cs="Times New Roman"/>
+          <w:sz w:val="24"/>
+          <w:szCs w:val="24"/>
+        </w:rPr>
+        <w:t>Kärlek och skilsmässa (Svt)</w:t>
       </w:r>
     </w:p>
     <w:p>
@@ -35626,6 +35382,7 @@
           <w:color w:val="FF0000"/>
           <w:sz w:val="24"/>
           <w:szCs w:val="24"/>
+          <w:lang w:val="en-GB"/>
         </w:rPr>
       </w:pPr>
       <w:r>
@@ -35634,29 +35391,20 @@
           <w:color w:val="FF0000"/>
           <w:sz w:val="24"/>
           <w:szCs w:val="24"/>
-        </w:rPr>
-        <w:t xml:space="preserve">Camille </w:t>
-      </w:r>
-      <w:proofErr w:type="spellStart"/>
+          <w:lang w:val="en-GB"/>
+        </w:rPr>
+        <w:t>Camille Clau</w:t>
+      </w:r>
       <w:r>
         <w:rPr>
           <w:rFonts w:ascii="Times New Roman" w:hAnsi="Times New Roman" w:cs="Times New Roman"/>
           <w:color w:val="FF0000"/>
           <w:sz w:val="24"/>
           <w:szCs w:val="24"/>
-        </w:rPr>
-        <w:t>Clau</w:t>
-      </w:r>
-      <w:r>
-        <w:rPr>
-          <w:rFonts w:ascii="Times New Roman" w:hAnsi="Times New Roman" w:cs="Times New Roman"/>
-          <w:color w:val="FF0000"/>
-          <w:sz w:val="24"/>
-          <w:szCs w:val="24"/>
+          <w:lang w:val="en-GB"/>
         </w:rPr>
         <w:t>del</w:t>
       </w:r>
-      <w:proofErr w:type="spellEnd"/>
     </w:p>
     <w:p>
       <w:pPr>
@@ -36373,15 +36121,13 @@
           <w:rFonts w:ascii="Times New Roman" w:hAnsi="Times New Roman" w:cs="Times New Roman"/>
           <w:sz w:val="24"/>
           <w:szCs w:val="24"/>
-          <w:lang w:val="en-GB"/>
-        </w:rPr>
-      </w:pPr>
-      <w:r>
-        <w:rPr>
-          <w:rFonts w:ascii="Times New Roman" w:hAnsi="Times New Roman" w:cs="Times New Roman"/>
-          <w:sz w:val="24"/>
-          <w:szCs w:val="24"/>
-          <w:lang w:val="en-GB"/>
+        </w:rPr>
+      </w:pPr>
+      <w:r>
+        <w:rPr>
+          <w:rFonts w:ascii="Times New Roman" w:hAnsi="Times New Roman" w:cs="Times New Roman"/>
+          <w:sz w:val="24"/>
+          <w:szCs w:val="24"/>
         </w:rPr>
         <w:t>Ghoulies</w:t>
       </w:r>
@@ -36393,7 +36139,6 @@
           <w:rFonts w:ascii="Times New Roman" w:hAnsi="Times New Roman" w:cs="Times New Roman"/>
           <w:sz w:val="24"/>
           <w:szCs w:val="24"/>
-          <w:lang w:val="en-GB"/>
         </w:rPr>
       </w:pPr>
       <w:r>
@@ -36402,7 +36147,6 @@
           <w:color w:val="FF0000"/>
           <w:sz w:val="24"/>
           <w:szCs w:val="24"/>
-          <w:lang w:val="en-GB"/>
         </w:rPr>
         <w:t>O</w:t>
       </w:r>
@@ -36412,19 +36156,70 @@
           <w:color w:val="FF0000"/>
           <w:sz w:val="24"/>
           <w:szCs w:val="24"/>
-          <w:lang w:val="en-GB"/>
         </w:rPr>
         <w:t xml:space="preserve">n guard </w:t>
       </w:r>
-      <w:proofErr w:type="gramStart"/>
-      <w:r>
-        <w:rPr>
-          <w:rFonts w:ascii="Times New Roman" w:hAnsi="Times New Roman" w:cs="Times New Roman"/>
-          <w:sz w:val="24"/>
-          <w:szCs w:val="24"/>
-          <w:lang w:val="en-GB"/>
-        </w:rPr>
-        <w:t xml:space="preserve">( </w:t>
+      <w:r>
+        <w:rPr>
+          <w:rFonts w:ascii="Times New Roman" w:hAnsi="Times New Roman" w:cs="Times New Roman"/>
+          <w:sz w:val="24"/>
+          <w:szCs w:val="24"/>
+        </w:rPr>
+        <w:t>( skumt incestiöst slut…)</w:t>
+      </w:r>
+    </w:p>
+    <w:p>
+      <w:pPr>
+        <w:spacing w:after="0"/>
+        <w:rPr>
+          <w:rFonts w:ascii="Times New Roman" w:hAnsi="Times New Roman" w:cs="Times New Roman"/>
+          <w:sz w:val="24"/>
+          <w:szCs w:val="24"/>
+        </w:rPr>
+      </w:pPr>
+      <w:r>
+        <w:rPr>
+          <w:rFonts w:ascii="Times New Roman" w:hAnsi="Times New Roman" w:cs="Times New Roman"/>
+          <w:sz w:val="24"/>
+          <w:szCs w:val="24"/>
+        </w:rPr>
+        <w:t>Mannen som slutade röka</w:t>
+      </w:r>
+    </w:p>
+    <w:p>
+      <w:pPr>
+        <w:spacing w:after="0"/>
+        <w:rPr>
+          <w:rFonts w:ascii="Times New Roman" w:hAnsi="Times New Roman" w:cs="Times New Roman"/>
+          <w:sz w:val="24"/>
+          <w:szCs w:val="24"/>
+        </w:rPr>
+      </w:pPr>
+      <w:r>
+        <w:rPr>
+          <w:rFonts w:ascii="Times New Roman" w:hAnsi="Times New Roman" w:cs="Times New Roman"/>
+          <w:sz w:val="24"/>
+          <w:szCs w:val="24"/>
+        </w:rPr>
+        <w:t>Gröna Hund</w:t>
+      </w:r>
+    </w:p>
+    <w:p>
+      <w:pPr>
+        <w:spacing w:after="0"/>
+        <w:rPr>
+          <w:rFonts w:ascii="Times New Roman" w:hAnsi="Times New Roman" w:cs="Times New Roman"/>
+          <w:sz w:val="24"/>
+          <w:szCs w:val="24"/>
+        </w:rPr>
+      </w:pPr>
+      <w:r>
+        <w:rPr>
+          <w:rFonts w:ascii="Times New Roman" w:hAnsi="Times New Roman" w:cs="Times New Roman"/>
+          <w:sz w:val="24"/>
+          <w:szCs w:val="24"/>
+        </w:rPr>
+        <w:t xml:space="preserve">Fröken </w:t>
       </w:r>
       <w:proofErr w:type="spellStart"/>
       <w:r>
@@ -36432,18 +36227,43 @@
           <w:rFonts w:ascii="Times New Roman" w:hAnsi="Times New Roman" w:cs="Times New Roman"/>
           <w:sz w:val="24"/>
           <w:szCs w:val="24"/>
-          <w:lang w:val="en-GB"/>
-        </w:rPr>
-        <w:t>skumt</w:t>
+        </w:rPr>
+        <w:t>Fleggmans</w:t>
       </w:r>
       <w:proofErr w:type="spellEnd"/>
-      <w:proofErr w:type="gramEnd"/>
-      <w:r>
-        <w:rPr>
-          <w:rFonts w:ascii="Times New Roman" w:hAnsi="Times New Roman" w:cs="Times New Roman"/>
-          <w:sz w:val="24"/>
-          <w:szCs w:val="24"/>
-          <w:lang w:val="en-GB"/>
+      <w:r>
+        <w:rPr>
+          <w:rFonts w:ascii="Times New Roman" w:hAnsi="Times New Roman" w:cs="Times New Roman"/>
+          <w:sz w:val="24"/>
+          <w:szCs w:val="24"/>
+        </w:rPr>
+        <w:t xml:space="preserve"> mustasch</w:t>
+      </w:r>
+    </w:p>
+    <w:p>
+      <w:pPr>
+        <w:spacing w:after="0"/>
+        <w:rPr>
+          <w:rFonts w:ascii="Times New Roman" w:hAnsi="Times New Roman" w:cs="Times New Roman"/>
+          <w:sz w:val="24"/>
+          <w:szCs w:val="24"/>
+        </w:rPr>
+      </w:pPr>
+      <w:proofErr w:type="spellStart"/>
+      <w:r>
+        <w:rPr>
+          <w:rFonts w:ascii="Times New Roman" w:hAnsi="Times New Roman" w:cs="Times New Roman"/>
+          <w:sz w:val="24"/>
+          <w:szCs w:val="24"/>
+        </w:rPr>
+        <w:t>Tko</w:t>
+      </w:r>
+      <w:proofErr w:type="spellEnd"/>
+      <w:r>
+        <w:rPr>
+          <w:rFonts w:ascii="Times New Roman" w:hAnsi="Times New Roman" w:cs="Times New Roman"/>
+          <w:sz w:val="24"/>
+          <w:szCs w:val="24"/>
         </w:rPr>
         <w:t xml:space="preserve"> </w:t>
       </w:r>
@@ -36453,9 +36273,8 @@
           <w:rFonts w:ascii="Times New Roman" w:hAnsi="Times New Roman" w:cs="Times New Roman"/>
           <w:sz w:val="24"/>
           <w:szCs w:val="24"/>
-          <w:lang w:val="en-GB"/>
-        </w:rPr>
-        <w:t>incestiöst</w:t>
+        </w:rPr>
+        <w:t>Pjeva</w:t>
       </w:r>
       <w:proofErr w:type="spellEnd"/>
       <w:r>
@@ -36463,63 +36282,8 @@
           <w:rFonts w:ascii="Times New Roman" w:hAnsi="Times New Roman" w:cs="Times New Roman"/>
           <w:sz w:val="24"/>
           <w:szCs w:val="24"/>
-          <w:lang w:val="en-GB"/>
-        </w:rPr>
-        <w:t xml:space="preserve"> slut…)</w:t>
-      </w:r>
-    </w:p>
-    <w:p>
-      <w:pPr>
-        <w:spacing w:after="0"/>
-        <w:rPr>
-          <w:rFonts w:ascii="Times New Roman" w:hAnsi="Times New Roman" w:cs="Times New Roman"/>
-          <w:sz w:val="24"/>
-          <w:szCs w:val="24"/>
-        </w:rPr>
-      </w:pPr>
-      <w:r>
-        <w:rPr>
-          <w:rFonts w:ascii="Times New Roman" w:hAnsi="Times New Roman" w:cs="Times New Roman"/>
-          <w:sz w:val="24"/>
-          <w:szCs w:val="24"/>
-        </w:rPr>
-        <w:t>Mannen som slutade röka</w:t>
-      </w:r>
-    </w:p>
-    <w:p>
-      <w:pPr>
-        <w:spacing w:after="0"/>
-        <w:rPr>
-          <w:rFonts w:ascii="Times New Roman" w:hAnsi="Times New Roman" w:cs="Times New Roman"/>
-          <w:sz w:val="24"/>
-          <w:szCs w:val="24"/>
-        </w:rPr>
-      </w:pPr>
-      <w:r>
-        <w:rPr>
-          <w:rFonts w:ascii="Times New Roman" w:hAnsi="Times New Roman" w:cs="Times New Roman"/>
-          <w:sz w:val="24"/>
-          <w:szCs w:val="24"/>
-        </w:rPr>
-        <w:t>Gröna Hund</w:t>
-      </w:r>
-    </w:p>
-    <w:p>
-      <w:pPr>
-        <w:spacing w:after="0"/>
-        <w:rPr>
-          <w:rFonts w:ascii="Times New Roman" w:hAnsi="Times New Roman" w:cs="Times New Roman"/>
-          <w:sz w:val="24"/>
-          <w:szCs w:val="24"/>
-        </w:rPr>
-      </w:pPr>
-      <w:r>
-        <w:rPr>
-          <w:rFonts w:ascii="Times New Roman" w:hAnsi="Times New Roman" w:cs="Times New Roman"/>
-          <w:sz w:val="24"/>
-          <w:szCs w:val="24"/>
-        </w:rPr>
-        <w:t xml:space="preserve">Fröken </w:t>
+        </w:rPr>
+        <w:t xml:space="preserve"> </w:t>
       </w:r>
       <w:proofErr w:type="spellStart"/>
       <w:r>
@@ -36528,7 +36292,7 @@
           <w:sz w:val="24"/>
           <w:szCs w:val="24"/>
         </w:rPr>
-        <w:t>Fleggmans</w:t>
+        <w:t>Zlo</w:t>
       </w:r>
       <w:proofErr w:type="spellEnd"/>
       <w:r>
@@ -36537,18 +36301,8 @@
           <w:sz w:val="24"/>
           <w:szCs w:val="24"/>
         </w:rPr>
-        <w:t xml:space="preserve"> mustasch</w:t>
-      </w:r>
-    </w:p>
-    <w:p>
-      <w:pPr>
-        <w:spacing w:after="0"/>
-        <w:rPr>
-          <w:rFonts w:ascii="Times New Roman" w:hAnsi="Times New Roman" w:cs="Times New Roman"/>
-          <w:sz w:val="24"/>
-          <w:szCs w:val="24"/>
-        </w:rPr>
-      </w:pPr>
+        <w:t xml:space="preserve"> Ne </w:t>
+      </w:r>
       <w:proofErr w:type="spellStart"/>
       <w:r>
         <w:rPr>
@@ -36556,7 +36310,7 @@
           <w:sz w:val="24"/>
           <w:szCs w:val="24"/>
         </w:rPr>
-        <w:t>Tko</w:t>
+        <w:t>Misli</w:t>
       </w:r>
       <w:proofErr w:type="spellEnd"/>
       <w:r>
@@ -36565,60 +36319,6 @@
           <w:sz w:val="24"/>
           <w:szCs w:val="24"/>
         </w:rPr>
-        <w:t xml:space="preserve"> </w:t>
-      </w:r>
-      <w:proofErr w:type="spellStart"/>
-      <w:r>
-        <w:rPr>
-          <w:rFonts w:ascii="Times New Roman" w:hAnsi="Times New Roman" w:cs="Times New Roman"/>
-          <w:sz w:val="24"/>
-          <w:szCs w:val="24"/>
-        </w:rPr>
-        <w:t>Pjeva</w:t>
-      </w:r>
-      <w:proofErr w:type="spellEnd"/>
-      <w:r>
-        <w:rPr>
-          <w:rFonts w:ascii="Times New Roman" w:hAnsi="Times New Roman" w:cs="Times New Roman"/>
-          <w:sz w:val="24"/>
-          <w:szCs w:val="24"/>
-        </w:rPr>
-        <w:t xml:space="preserve"> </w:t>
-      </w:r>
-      <w:proofErr w:type="spellStart"/>
-      <w:r>
-        <w:rPr>
-          <w:rFonts w:ascii="Times New Roman" w:hAnsi="Times New Roman" w:cs="Times New Roman"/>
-          <w:sz w:val="24"/>
-          <w:szCs w:val="24"/>
-        </w:rPr>
-        <w:t>Zlo</w:t>
-      </w:r>
-      <w:proofErr w:type="spellEnd"/>
-      <w:r>
-        <w:rPr>
-          <w:rFonts w:ascii="Times New Roman" w:hAnsi="Times New Roman" w:cs="Times New Roman"/>
-          <w:sz w:val="24"/>
-          <w:szCs w:val="24"/>
-        </w:rPr>
-        <w:t xml:space="preserve"> Ne </w:t>
-      </w:r>
-      <w:proofErr w:type="spellStart"/>
-      <w:r>
-        <w:rPr>
-          <w:rFonts w:ascii="Times New Roman" w:hAnsi="Times New Roman" w:cs="Times New Roman"/>
-          <w:sz w:val="24"/>
-          <w:szCs w:val="24"/>
-        </w:rPr>
-        <w:t>Misli</w:t>
-      </w:r>
-      <w:proofErr w:type="spellEnd"/>
-      <w:r>
-        <w:rPr>
-          <w:rFonts w:ascii="Times New Roman" w:hAnsi="Times New Roman" w:cs="Times New Roman"/>
-          <w:sz w:val="24"/>
-          <w:szCs w:val="24"/>
-        </w:rPr>
         <w:t xml:space="preserve"> (1970)</w:t>
       </w:r>
     </w:p>
@@ -36629,13 +36329,15 @@
           <w:rFonts w:ascii="Times New Roman" w:hAnsi="Times New Roman" w:cs="Times New Roman"/>
           <w:sz w:val="24"/>
           <w:szCs w:val="24"/>
-        </w:rPr>
-      </w:pPr>
-      <w:r>
-        <w:rPr>
-          <w:rFonts w:ascii="Times New Roman" w:hAnsi="Times New Roman" w:cs="Times New Roman"/>
-          <w:sz w:val="24"/>
-          <w:szCs w:val="24"/>
+          <w:lang w:val="en-GB"/>
+        </w:rPr>
+      </w:pPr>
+      <w:r>
+        <w:rPr>
+          <w:rFonts w:ascii="Times New Roman" w:hAnsi="Times New Roman" w:cs="Times New Roman"/>
+          <w:sz w:val="24"/>
+          <w:szCs w:val="24"/>
+          <w:lang w:val="en-GB"/>
         </w:rPr>
         <w:t>The Beastmaster</w:t>
       </w:r>
@@ -36727,81 +36429,75 @@
           <w:rFonts w:ascii="Times New Roman" w:hAnsi="Times New Roman" w:cs="Times New Roman"/>
           <w:sz w:val="24"/>
           <w:szCs w:val="24"/>
-        </w:rPr>
-      </w:pPr>
-      <w:proofErr w:type="spellStart"/>
-      <w:r>
-        <w:rPr>
-          <w:rFonts w:ascii="Times New Roman" w:hAnsi="Times New Roman" w:cs="Times New Roman"/>
-          <w:sz w:val="24"/>
-          <w:szCs w:val="24"/>
+          <w:lang w:val="en-GB"/>
+        </w:rPr>
+      </w:pPr>
+      <w:r>
+        <w:rPr>
+          <w:rFonts w:ascii="Times New Roman" w:hAnsi="Times New Roman" w:cs="Times New Roman"/>
+          <w:sz w:val="24"/>
+          <w:szCs w:val="24"/>
+          <w:lang w:val="en-GB"/>
         </w:rPr>
         <w:t>Phenomena</w:t>
       </w:r>
-      <w:proofErr w:type="spellEnd"/>
-    </w:p>
-    <w:p>
-      <w:pPr>
-        <w:spacing w:after="0"/>
-        <w:rPr>
-          <w:rFonts w:ascii="Times New Roman" w:hAnsi="Times New Roman" w:cs="Times New Roman"/>
-          <w:sz w:val="24"/>
-          <w:szCs w:val="24"/>
-        </w:rPr>
-      </w:pPr>
-      <w:r>
-        <w:rPr>
-          <w:rFonts w:ascii="Times New Roman" w:hAnsi="Times New Roman" w:cs="Times New Roman"/>
-          <w:sz w:val="24"/>
-          <w:szCs w:val="24"/>
-        </w:rPr>
-        <w:t xml:space="preserve">Rocky IV – Rocky vs </w:t>
-      </w:r>
-      <w:proofErr w:type="spellStart"/>
-      <w:r>
-        <w:rPr>
-          <w:rFonts w:ascii="Times New Roman" w:hAnsi="Times New Roman" w:cs="Times New Roman"/>
-          <w:sz w:val="24"/>
-          <w:szCs w:val="24"/>
-        </w:rPr>
-        <w:t>Drago</w:t>
-      </w:r>
-      <w:proofErr w:type="spellEnd"/>
-    </w:p>
-    <w:p>
-      <w:pPr>
-        <w:spacing w:after="0"/>
-        <w:rPr>
-          <w:rFonts w:ascii="Times New Roman" w:hAnsi="Times New Roman" w:cs="Times New Roman"/>
-          <w:sz w:val="24"/>
-          <w:szCs w:val="24"/>
-        </w:rPr>
-      </w:pPr>
-      <w:proofErr w:type="spellStart"/>
-      <w:r>
-        <w:rPr>
-          <w:rFonts w:ascii="Times New Roman" w:hAnsi="Times New Roman" w:cs="Times New Roman"/>
-          <w:sz w:val="24"/>
-          <w:szCs w:val="24"/>
+    </w:p>
+    <w:p>
+      <w:pPr>
+        <w:spacing w:after="0"/>
+        <w:rPr>
+          <w:rFonts w:ascii="Times New Roman" w:hAnsi="Times New Roman" w:cs="Times New Roman"/>
+          <w:sz w:val="24"/>
+          <w:szCs w:val="24"/>
+          <w:lang w:val="en-GB"/>
+        </w:rPr>
+      </w:pPr>
+      <w:r>
+        <w:rPr>
+          <w:rFonts w:ascii="Times New Roman" w:hAnsi="Times New Roman" w:cs="Times New Roman"/>
+          <w:sz w:val="24"/>
+          <w:szCs w:val="24"/>
+          <w:lang w:val="en-GB"/>
+        </w:rPr>
+        <w:t>Rocky IV – Rocky vs Drago</w:t>
+      </w:r>
+    </w:p>
+    <w:p>
+      <w:pPr>
+        <w:spacing w:after="0"/>
+        <w:rPr>
+          <w:rFonts w:ascii="Times New Roman" w:hAnsi="Times New Roman" w:cs="Times New Roman"/>
+          <w:sz w:val="24"/>
+          <w:szCs w:val="24"/>
+          <w:lang w:val="en-GB"/>
+        </w:rPr>
+      </w:pPr>
+      <w:r>
+        <w:rPr>
+          <w:rFonts w:ascii="Times New Roman" w:hAnsi="Times New Roman" w:cs="Times New Roman"/>
+          <w:sz w:val="24"/>
+          <w:szCs w:val="24"/>
+          <w:lang w:val="en-GB"/>
         </w:rPr>
         <w:t>Snatch</w:t>
       </w:r>
-      <w:proofErr w:type="spellEnd"/>
-    </w:p>
-    <w:p>
-      <w:pPr>
-        <w:spacing w:after="0"/>
-        <w:rPr>
-          <w:rFonts w:ascii="Times New Roman" w:hAnsi="Times New Roman" w:cs="Times New Roman"/>
-          <w:sz w:val="24"/>
-          <w:szCs w:val="24"/>
-        </w:rPr>
-      </w:pPr>
-      <w:r>
-        <w:rPr>
-          <w:rFonts w:ascii="Times New Roman" w:hAnsi="Times New Roman" w:cs="Times New Roman"/>
-          <w:sz w:val="24"/>
-          <w:szCs w:val="24"/>
+    </w:p>
+    <w:p>
+      <w:pPr>
+        <w:spacing w:after="0"/>
+        <w:rPr>
+          <w:rFonts w:ascii="Times New Roman" w:hAnsi="Times New Roman" w:cs="Times New Roman"/>
+          <w:sz w:val="24"/>
+          <w:szCs w:val="24"/>
+          <w:lang w:val="en-GB"/>
+        </w:rPr>
+      </w:pPr>
+      <w:r>
+        <w:rPr>
+          <w:rFonts w:ascii="Times New Roman" w:hAnsi="Times New Roman" w:cs="Times New Roman"/>
+          <w:sz w:val="24"/>
+          <w:szCs w:val="24"/>
+          <w:lang w:val="en-GB"/>
         </w:rPr>
         <w:t>Nakna pistolen</w:t>
       </w:r>
@@ -38340,7 +38036,6 @@
           <w:szCs w:val="24"/>
         </w:rPr>
       </w:pPr>
-      <w:proofErr w:type="spellStart"/>
       <w:r>
         <w:rPr>
           <w:rFonts w:ascii="Times New Roman" w:hAnsi="Times New Roman" w:cs="Times New Roman"/>
@@ -38349,7 +38044,6 @@
         </w:rPr>
         <w:t>Yummy</w:t>
       </w:r>
-      <w:proofErr w:type="spellEnd"/>
     </w:p>
     <w:p>
       <w:pPr>
@@ -38394,7 +38088,6 @@
           <w:szCs w:val="24"/>
         </w:rPr>
       </w:pPr>
-      <w:proofErr w:type="spellStart"/>
       <w:r>
         <w:rPr>
           <w:rFonts w:ascii="Times New Roman" w:hAnsi="Times New Roman" w:cs="Times New Roman"/>
@@ -38405,63 +38098,42 @@
         </w:rPr>
         <w:t>Klassisker</w:t>
       </w:r>
-      <w:proofErr w:type="spellEnd"/>
-    </w:p>
-    <w:p>
-      <w:pPr>
-        <w:spacing w:after="0"/>
-        <w:rPr>
-          <w:rFonts w:ascii="Times New Roman" w:hAnsi="Times New Roman" w:cs="Times New Roman"/>
-          <w:sz w:val="24"/>
-          <w:szCs w:val="24"/>
-        </w:rPr>
-      </w:pPr>
-      <w:r>
-        <w:rPr>
-          <w:rFonts w:ascii="Times New Roman" w:hAnsi="Times New Roman" w:cs="Times New Roman"/>
-          <w:sz w:val="24"/>
-          <w:szCs w:val="24"/>
-        </w:rPr>
-        <w:t xml:space="preserve">Baron </w:t>
-      </w:r>
-      <w:proofErr w:type="spellStart"/>
-      <w:r>
-        <w:rPr>
-          <w:rFonts w:ascii="Times New Roman" w:hAnsi="Times New Roman" w:cs="Times New Roman"/>
-          <w:sz w:val="24"/>
-          <w:szCs w:val="24"/>
-        </w:rPr>
-        <w:t>blood</w:t>
-      </w:r>
-      <w:proofErr w:type="spellEnd"/>
-    </w:p>
-    <w:p>
-      <w:pPr>
-        <w:spacing w:after="0"/>
-        <w:rPr>
-          <w:rFonts w:ascii="Times New Roman" w:hAnsi="Times New Roman" w:cs="Times New Roman"/>
-          <w:sz w:val="24"/>
-          <w:szCs w:val="24"/>
-        </w:rPr>
-      </w:pPr>
-      <w:r>
-        <w:rPr>
-          <w:rFonts w:ascii="Times New Roman" w:hAnsi="Times New Roman" w:cs="Times New Roman"/>
-          <w:sz w:val="24"/>
-          <w:szCs w:val="24"/>
-        </w:rPr>
-        <w:t xml:space="preserve">Black </w:t>
-      </w:r>
-      <w:proofErr w:type="spellStart"/>
-      <w:r>
-        <w:rPr>
-          <w:rFonts w:ascii="Times New Roman" w:hAnsi="Times New Roman" w:cs="Times New Roman"/>
-          <w:sz w:val="24"/>
-          <w:szCs w:val="24"/>
-        </w:rPr>
-        <w:t>Sabbath</w:t>
-      </w:r>
-      <w:proofErr w:type="spellEnd"/>
+    </w:p>
+    <w:p>
+      <w:pPr>
+        <w:spacing w:after="0"/>
+        <w:rPr>
+          <w:rFonts w:ascii="Times New Roman" w:hAnsi="Times New Roman" w:cs="Times New Roman"/>
+          <w:sz w:val="24"/>
+          <w:szCs w:val="24"/>
+        </w:rPr>
+      </w:pPr>
+      <w:r>
+        <w:rPr>
+          <w:rFonts w:ascii="Times New Roman" w:hAnsi="Times New Roman" w:cs="Times New Roman"/>
+          <w:sz w:val="24"/>
+          <w:szCs w:val="24"/>
+        </w:rPr>
+        <w:t>Baron blood</w:t>
+      </w:r>
+    </w:p>
+    <w:p>
+      <w:pPr>
+        <w:spacing w:after="0"/>
+        <w:rPr>
+          <w:rFonts w:ascii="Times New Roman" w:hAnsi="Times New Roman" w:cs="Times New Roman"/>
+          <w:sz w:val="24"/>
+          <w:szCs w:val="24"/>
+        </w:rPr>
+      </w:pPr>
+      <w:r>
+        <w:rPr>
+          <w:rFonts w:ascii="Times New Roman" w:hAnsi="Times New Roman" w:cs="Times New Roman"/>
+          <w:sz w:val="24"/>
+          <w:szCs w:val="24"/>
+        </w:rPr>
+        <w:t>Black Sabbath</w:t>
+      </w:r>
     </w:p>
     <w:p>
       <w:pPr>
@@ -39437,13 +39109,15 @@
           <w:rFonts w:ascii="Times New Roman" w:hAnsi="Times New Roman" w:cs="Times New Roman"/>
           <w:sz w:val="24"/>
           <w:szCs w:val="24"/>
-        </w:rPr>
-      </w:pPr>
-      <w:r>
-        <w:rPr>
-          <w:rFonts w:ascii="Times New Roman" w:hAnsi="Times New Roman" w:cs="Times New Roman"/>
-          <w:sz w:val="24"/>
-          <w:szCs w:val="24"/>
+          <w:lang w:val="en-GB"/>
+        </w:rPr>
+      </w:pPr>
+      <w:r>
+        <w:rPr>
+          <w:rFonts w:ascii="Times New Roman" w:hAnsi="Times New Roman" w:cs="Times New Roman"/>
+          <w:sz w:val="24"/>
+          <w:szCs w:val="24"/>
+          <w:lang w:val="en-GB"/>
         </w:rPr>
         <w:t>Golvet är lava</w:t>
       </w:r>
@@ -39588,26 +39262,74 @@
           <w:rFonts w:ascii="Times New Roman" w:hAnsi="Times New Roman" w:cs="Times New Roman"/>
           <w:sz w:val="24"/>
           <w:szCs w:val="24"/>
+          <w:lang w:val="en-GB"/>
+        </w:rPr>
+      </w:pPr>
+      <w:r>
+        <w:rPr>
+          <w:rFonts w:ascii="Times New Roman" w:hAnsi="Times New Roman" w:cs="Times New Roman"/>
+          <w:sz w:val="24"/>
+          <w:szCs w:val="24"/>
+          <w:lang w:val="en-GB"/>
+        </w:rPr>
+        <w:t>Lovecraft county</w:t>
+      </w:r>
+    </w:p>
+    <w:p>
+      <w:pPr>
+        <w:spacing w:after="0"/>
+        <w:rPr>
+          <w:rFonts w:ascii="Times New Roman" w:hAnsi="Times New Roman" w:cs="Times New Roman"/>
+          <w:b/>
+          <w:bCs/>
+          <w:sz w:val="24"/>
+          <w:szCs w:val="24"/>
         </w:rPr>
       </w:pPr>
       <w:proofErr w:type="spellStart"/>
       <w:r>
         <w:rPr>
           <w:rFonts w:ascii="Times New Roman" w:hAnsi="Times New Roman" w:cs="Times New Roman"/>
-          <w:sz w:val="24"/>
-          <w:szCs w:val="24"/>
-        </w:rPr>
-        <w:t>Lovecraft</w:t>
+          <w:b/>
+          <w:bCs/>
+          <w:sz w:val="24"/>
+          <w:szCs w:val="24"/>
+        </w:rPr>
+        <w:t>Mandalorian</w:t>
       </w:r>
       <w:proofErr w:type="spellEnd"/>
-      <w:r>
-        <w:rPr>
-          <w:rFonts w:ascii="Times New Roman" w:hAnsi="Times New Roman" w:cs="Times New Roman"/>
-          <w:sz w:val="24"/>
-          <w:szCs w:val="24"/>
-        </w:rPr>
-        <w:t xml:space="preserve"> </w:t>
-      </w:r>
+    </w:p>
+    <w:p>
+      <w:pPr>
+        <w:spacing w:after="0"/>
+        <w:rPr>
+          <w:rFonts w:ascii="Times New Roman" w:hAnsi="Times New Roman" w:cs="Times New Roman"/>
+          <w:b/>
+          <w:bCs/>
+          <w:sz w:val="24"/>
+          <w:szCs w:val="24"/>
+        </w:rPr>
+      </w:pPr>
+      <w:r>
+        <w:rPr>
+          <w:rFonts w:ascii="Times New Roman" w:hAnsi="Times New Roman" w:cs="Times New Roman"/>
+          <w:b/>
+          <w:bCs/>
+          <w:sz w:val="24"/>
+          <w:szCs w:val="24"/>
+        </w:rPr>
+        <w:t>Min bästa väninna</w:t>
+      </w:r>
+    </w:p>
+    <w:p>
+      <w:pPr>
+        <w:spacing w:after="0"/>
+        <w:rPr>
+          <w:rFonts w:ascii="Times New Roman" w:hAnsi="Times New Roman" w:cs="Times New Roman"/>
+          <w:sz w:val="24"/>
+          <w:szCs w:val="24"/>
+        </w:rPr>
+      </w:pPr>
       <w:proofErr w:type="spellStart"/>
       <w:r>
         <w:rPr>
@@ -39615,74 +39337,16 @@
           <w:sz w:val="24"/>
           <w:szCs w:val="24"/>
         </w:rPr>
-        <w:t>county</w:t>
+        <w:t>Nailed</w:t>
       </w:r>
       <w:proofErr w:type="spellEnd"/>
-    </w:p>
-    <w:p>
-      <w:pPr>
-        <w:spacing w:after="0"/>
-        <w:rPr>
-          <w:rFonts w:ascii="Times New Roman" w:hAnsi="Times New Roman" w:cs="Times New Roman"/>
-          <w:b/>
-          <w:bCs/>
-          <w:sz w:val="24"/>
-          <w:szCs w:val="24"/>
-        </w:rPr>
-      </w:pPr>
-      <w:proofErr w:type="spellStart"/>
-      <w:r>
-        <w:rPr>
-          <w:rFonts w:ascii="Times New Roman" w:hAnsi="Times New Roman" w:cs="Times New Roman"/>
-          <w:b/>
-          <w:bCs/>
-          <w:sz w:val="24"/>
-          <w:szCs w:val="24"/>
-        </w:rPr>
-        <w:t>Mandalorian</w:t>
-      </w:r>
-      <w:proofErr w:type="spellEnd"/>
-    </w:p>
-    <w:p>
-      <w:pPr>
-        <w:spacing w:after="0"/>
-        <w:rPr>
-          <w:rFonts w:ascii="Times New Roman" w:hAnsi="Times New Roman" w:cs="Times New Roman"/>
-          <w:b/>
-          <w:bCs/>
-          <w:sz w:val="24"/>
-          <w:szCs w:val="24"/>
-        </w:rPr>
-      </w:pPr>
-      <w:r>
-        <w:rPr>
-          <w:rFonts w:ascii="Times New Roman" w:hAnsi="Times New Roman" w:cs="Times New Roman"/>
-          <w:b/>
-          <w:bCs/>
-          <w:sz w:val="24"/>
-          <w:szCs w:val="24"/>
-        </w:rPr>
-        <w:t>Min bästa väninna</w:t>
-      </w:r>
-    </w:p>
-    <w:p>
-      <w:pPr>
-        <w:spacing w:after="0"/>
-        <w:rPr>
-          <w:rFonts w:ascii="Times New Roman" w:hAnsi="Times New Roman" w:cs="Times New Roman"/>
-          <w:sz w:val="24"/>
-          <w:szCs w:val="24"/>
-          <w:lang w:val="en-GB"/>
-        </w:rPr>
-      </w:pPr>
-      <w:r>
-        <w:rPr>
-          <w:rFonts w:ascii="Times New Roman" w:hAnsi="Times New Roman" w:cs="Times New Roman"/>
-          <w:sz w:val="24"/>
-          <w:szCs w:val="24"/>
-          <w:lang w:val="en-GB"/>
-        </w:rPr>
-        <w:t>Nailed it</w:t>
+      <w:r>
+        <w:rPr>
+          <w:rFonts w:ascii="Times New Roman" w:hAnsi="Times New Roman" w:cs="Times New Roman"/>
+          <w:sz w:val="24"/>
+          <w:szCs w:val="24"/>
+        </w:rPr>
+        <w:t xml:space="preserve"> it</w:t>
       </w:r>
     </w:p>
     <w:p>
